--- a/Factura_Unity_Test/Docs/Word/03_TDD_UA.docx
+++ b/Factura_Unity_Test/Docs/Word/03_TDD_UA.docx
@@ -12,13 +12,14 @@
           <w:b/>
           <w:color w:val="000000"/>
           <w:sz w:val="42"/>
+          <w:u w:val="none"/>
         </w:rPr>
         <w:t>Factura Unity Test Технічний дизайн TDD</w:t>
       </w:r>
     </w:p>
     <w:p>
       <w:r>
-        <w:t>Версія 0.2 · 17.10.2026 · Заплановано. Ігрові механіки поки не реалізовані. Cinemachine 3.1.7 встановлений; камеру в сцені ще не налаштовано.</w:t>
+        <w:t>Версія 0.3 · 19.10.2026 · Опис реалізованого прототипу та результатів перевірки в Unity Editor.</w:t>
       </w:r>
     </w:p>
     <w:p>
@@ -26,17 +27,21 @@
         <w:pStyle w:val="Heading1"/>
       </w:pPr>
       <w:r>
+        <w:rPr>
+          <w:color w:val="000000"/>
+          <w:u w:val="none"/>
+        </w:rPr>
         <w:t>Межі технічного рішення</w:t>
       </w:r>
     </w:p>
     <w:p>
       <w:r>
-        <w:t>Unity 6000.3.6f1, URP 17.3.0, Input System 1.18.0, Cinemachine 3.1.7. Один ігровий маршрут, одна сцена, один тип ворога. Пласка земля без перешкод для AI. Уникаємо глобального singleton, service locator, універсальної event bus, ECS і окремого класу для кожного стану, якщо enum та кількох чітких переходів достатньо.</w:t>
+        <w:t>Unity 6000.3.6f1, URP 17.3.0, Input System 1.18.0, Cinemachine 3.1.7, VContainer 1.19.0. Одна сцена, один маршрут, один тип ворога. Немає глобального singleton, service locator чи універсальної event bus; для чотирьох станів достатньо enum.</w:t>
       </w:r>
     </w:p>
     <w:p>
       <w:r>
-        <w:t>Наявний пакет AI Navigation не зобов'язує використовувати NavMesh. Наявність пакета не є реалізацією механіки.</w:t>
+        <w:t>Невикористаний AI Navigation прибрано. Переслідування пряме по пласкій землі; при додаванні перешкод потрібне окреме навігаційне рішення.</w:t>
       </w:r>
     </w:p>
     <w:p>
@@ -44,6 +49,10 @@
         <w:pStyle w:val="Heading1"/>
       </w:pPr>
       <w:r>
+        <w:rPr>
+          <w:color w:val="000000"/>
+          <w:u w:val="none"/>
+        </w:rPr>
         <w:t>Компоненти та відповідальність</w:t>
       </w:r>
     </w:p>
@@ -54,12 +63,12 @@
         <w:tblLayout w:type="fixed"/>
         <w:tblLook w:firstColumn="1" w:firstRow="1" w:lastColumn="0" w:lastRow="0" w:noHBand="0" w:noVBand="1" w:val="04A0"/>
         <w:tblBorders>
-          <w:top w:val="single" w:sz="5" w:color="D9D9D9"/>
-          <w:left w:val="single" w:sz="5" w:color="D9D9D9"/>
-          <w:bottom w:val="single" w:sz="5" w:color="D9D9D9"/>
-          <w:right w:val="single" w:sz="5" w:color="D9D9D9"/>
-          <w:insideH w:val="single" w:sz="5" w:color="D9D9D9"/>
-          <w:insideV w:val="single" w:sz="5" w:color="D9D9D9"/>
+          <w:top w:val="single" w:sz="4" w:color="D9D9D9"/>
+          <w:left w:val="single" w:sz="4" w:color="D9D9D9"/>
+          <w:bottom w:val="single" w:sz="4" w:color="D9D9D9"/>
+          <w:right w:val="single" w:sz="4" w:color="D9D9D9"/>
+          <w:insideH w:val="single" w:sz="4" w:color="D9D9D9"/>
+          <w:insideV w:val="single" w:sz="4" w:color="D9D9D9"/>
         </w:tblBorders>
       </w:tblPr>
       <w:tblGrid>
@@ -77,17 +86,17 @@
             <w:tcW w:type="dxa" w:w="2318"/>
             <w:vAlign w:val="center"/>
             <w:tcMar>
-              <w:top w:w="95" w:type="dxa"/>
-              <w:bottom w:w="95" w:type="dxa"/>
-              <w:left w:w="110" w:type="dxa"/>
-              <w:right w:w="110" w:type="dxa"/>
+              <w:top w:w="80" w:type="dxa"/>
+              <w:bottom w:w="80" w:type="dxa"/>
+              <w:left w:w="100" w:type="dxa"/>
+              <w:right w:w="100" w:type="dxa"/>
             </w:tcMar>
             <w:shd w:fill="24445C"/>
           </w:tcPr>
           <w:p>
             <w:pPr>
               <w:keepNext/>
-              <w:spacing w:line="250" w:lineRule="auto" w:after="20"/>
+              <w:spacing w:line="252" w:lineRule="auto" w:after="60" w:before="0"/>
             </w:pPr>
             <w:r>
               <w:rPr>
@@ -104,17 +113,17 @@
             <w:tcW w:type="dxa" w:w="4032"/>
             <w:vAlign w:val="center"/>
             <w:tcMar>
-              <w:top w:w="95" w:type="dxa"/>
-              <w:bottom w:w="95" w:type="dxa"/>
-              <w:left w:w="110" w:type="dxa"/>
-              <w:right w:w="110" w:type="dxa"/>
+              <w:top w:w="80" w:type="dxa"/>
+              <w:bottom w:w="80" w:type="dxa"/>
+              <w:left w:w="100" w:type="dxa"/>
+              <w:right w:w="100" w:type="dxa"/>
             </w:tcMar>
             <w:shd w:fill="24445C"/>
           </w:tcPr>
           <w:p>
             <w:pPr>
               <w:keepNext/>
-              <w:spacing w:line="250" w:lineRule="auto" w:after="20"/>
+              <w:spacing w:line="252" w:lineRule="auto" w:after="60" w:before="0"/>
             </w:pPr>
             <w:r>
               <w:rPr>
@@ -131,17 +140,17 @@
             <w:tcW w:type="dxa" w:w="3730"/>
             <w:vAlign w:val="center"/>
             <w:tcMar>
-              <w:top w:w="95" w:type="dxa"/>
-              <w:bottom w:w="95" w:type="dxa"/>
-              <w:left w:w="110" w:type="dxa"/>
-              <w:right w:w="110" w:type="dxa"/>
+              <w:top w:w="80" w:type="dxa"/>
+              <w:bottom w:w="80" w:type="dxa"/>
+              <w:left w:w="100" w:type="dxa"/>
+              <w:right w:w="100" w:type="dxa"/>
             </w:tcMar>
             <w:shd w:fill="24445C"/>
           </w:tcPr>
           <w:p>
             <w:pPr>
               <w:keepNext/>
-              <w:spacing w:line="250" w:lineRule="auto" w:after="20"/>
+              <w:spacing w:line="252" w:lineRule="auto" w:after="60" w:before="0"/>
             </w:pPr>
             <w:r>
               <w:rPr>
@@ -155,6 +164,78 @@
         </w:tc>
       </w:tr>
       <w:tr>
+        <w:trPr/>
+        <w:tc>
+          <w:tcPr>
+            <w:tcW w:type="dxa" w:w="2318"/>
+            <w:vAlign w:val="center"/>
+            <w:tcMar>
+              <w:top w:w="80" w:type="dxa"/>
+              <w:bottom w:w="80" w:type="dxa"/>
+              <w:left w:w="100" w:type="dxa"/>
+              <w:right w:w="100" w:type="dxa"/>
+            </w:tcMar>
+          </w:tcPr>
+          <w:p>
+            <w:pPr>
+              <w:spacing w:after="60" w:before="0" w:line="252" w:lineRule="auto"/>
+            </w:pPr>
+            <w:r>
+              <w:rPr>
+                <w:sz w:val="20"/>
+              </w:rPr>
+              <w:t>GameLifetimeScope</w:t>
+            </w:r>
+          </w:p>
+        </w:tc>
+        <w:tc>
+          <w:tcPr>
+            <w:tcW w:type="dxa" w:w="4032"/>
+            <w:vAlign w:val="center"/>
+            <w:tcMar>
+              <w:top w:w="80" w:type="dxa"/>
+              <w:bottom w:w="80" w:type="dxa"/>
+              <w:left w:w="100" w:type="dxa"/>
+              <w:right w:w="100" w:type="dxa"/>
+            </w:tcMar>
+          </w:tcPr>
+          <w:p>
+            <w:pPr>
+              <w:spacing w:after="60" w:before="0" w:line="252" w:lineRule="auto"/>
+            </w:pPr>
+            <w:r>
+              <w:rPr>
+                <w:sz w:val="20"/>
+              </w:rPr>
+              <w:t>Composition root: реєстрації scene-компонентів та entry point VContainer</w:t>
+            </w:r>
+          </w:p>
+        </w:tc>
+        <w:tc>
+          <w:tcPr>
+            <w:tcW w:type="dxa" w:w="3730"/>
+            <w:vAlign w:val="center"/>
+            <w:tcMar>
+              <w:top w:w="80" w:type="dxa"/>
+              <w:bottom w:w="80" w:type="dxa"/>
+              <w:left w:w="100" w:type="dxa"/>
+              <w:right w:w="100" w:type="dxa"/>
+            </w:tcMar>
+          </w:tcPr>
+          <w:p>
+            <w:pPr>
+              <w:spacing w:after="60" w:before="0" w:line="252" w:lineRule="auto"/>
+            </w:pPr>
+            <w:r>
+              <w:rPr>
+                <w:sz w:val="20"/>
+              </w:rPr>
+              <w:t>Логіка бою, таймери, щокадрові пошуки</w:t>
+            </w:r>
+          </w:p>
+        </w:tc>
+      </w:tr>
+      <w:tr>
         <w:trPr>
           <w:cantSplit/>
         </w:trPr>
@@ -163,17 +244,17 @@
             <w:tcW w:type="dxa" w:w="2318"/>
             <w:vAlign w:val="center"/>
             <w:tcMar>
-              <w:top w:w="95" w:type="dxa"/>
-              <w:bottom w:w="95" w:type="dxa"/>
-              <w:left w:w="110" w:type="dxa"/>
-              <w:right w:w="110" w:type="dxa"/>
+              <w:top w:w="80" w:type="dxa"/>
+              <w:bottom w:w="80" w:type="dxa"/>
+              <w:left w:w="100" w:type="dxa"/>
+              <w:right w:w="100" w:type="dxa"/>
             </w:tcMar>
             <w:shd w:fill="F0F4F7"/>
           </w:tcPr>
           <w:p>
             <w:pPr>
               <w:keepNext w:val="0"/>
-              <w:spacing w:line="250" w:lineRule="auto" w:after="20"/>
+              <w:spacing w:line="252" w:lineRule="auto" w:after="60" w:before="0"/>
             </w:pPr>
             <w:r>
               <w:rPr>
@@ -188,23 +269,22 @@
             <w:tcW w:type="dxa" w:w="4032"/>
             <w:vAlign w:val="center"/>
             <w:tcMar>
-              <w:top w:w="95" w:type="dxa"/>
-              <w:bottom w:w="95" w:type="dxa"/>
-              <w:left w:w="110" w:type="dxa"/>
-              <w:right w:w="110" w:type="dxa"/>
+              <w:top w:w="80" w:type="dxa"/>
+              <w:bottom w:w="80" w:type="dxa"/>
+              <w:left w:w="100" w:type="dxa"/>
+              <w:right w:w="100" w:type="dxa"/>
             </w:tcMar>
             <w:shd w:fill="F0F4F7"/>
           </w:tcPr>
           <w:p>
             <w:pPr>
-              <w:keepNext w:val="0"/>
-              <w:spacing w:line="250" w:lineRule="auto" w:after="20"/>
+              <w:spacing w:after="60" w:before="0" w:line="252" w:lineRule="auto"/>
             </w:pPr>
             <w:r>
               <w:rPr>
                 <w:sz w:val="20"/>
               </w:rPr>
-              <w:t>Перевірити посилання, явно з'єднати системи та їхні події при старті сцени</w:t>
+              <w:t>Plain C# координатор подій, async-підготовки, restart та cancellation; constructor injection</w:t>
             </w:r>
           </w:p>
         </w:tc>
@@ -213,17 +293,17 @@
             <w:tcW w:type="dxa" w:w="3730"/>
             <w:vAlign w:val="center"/>
             <w:tcMar>
-              <w:top w:w="95" w:type="dxa"/>
-              <w:bottom w:w="95" w:type="dxa"/>
-              <w:left w:w="110" w:type="dxa"/>
-              <w:right w:w="110" w:type="dxa"/>
+              <w:top w:w="80" w:type="dxa"/>
+              <w:bottom w:w="80" w:type="dxa"/>
+              <w:left w:w="100" w:type="dxa"/>
+              <w:right w:w="100" w:type="dxa"/>
             </w:tcMar>
             <w:shd w:fill="F0F4F7"/>
           </w:tcPr>
           <w:p>
             <w:pPr>
               <w:keepNext w:val="0"/>
-              <w:spacing w:line="250" w:lineRule="auto" w:after="20"/>
+              <w:spacing w:line="252" w:lineRule="auto" w:after="60" w:before="0"/>
             </w:pPr>
             <w:r>
               <w:rPr>
@@ -243,17 +323,17 @@
             <w:tcW w:type="dxa" w:w="2318"/>
             <w:vAlign w:val="center"/>
             <w:tcMar>
-              <w:top w:w="95" w:type="dxa"/>
-              <w:bottom w:w="95" w:type="dxa"/>
-              <w:left w:w="110" w:type="dxa"/>
-              <w:right w:w="110" w:type="dxa"/>
+              <w:top w:w="80" w:type="dxa"/>
+              <w:bottom w:w="80" w:type="dxa"/>
+              <w:left w:w="100" w:type="dxa"/>
+              <w:right w:w="100" w:type="dxa"/>
             </w:tcMar>
             <w:shd w:fill="FFFFFF"/>
           </w:tcPr>
           <w:p>
             <w:pPr>
               <w:keepNext w:val="0"/>
-              <w:spacing w:line="250" w:lineRule="auto" w:after="20"/>
+              <w:spacing w:line="252" w:lineRule="auto" w:after="60" w:before="0"/>
             </w:pPr>
             <w:r>
               <w:rPr>
@@ -268,17 +348,17 @@
             <w:tcW w:type="dxa" w:w="4032"/>
             <w:vAlign w:val="center"/>
             <w:tcMar>
-              <w:top w:w="95" w:type="dxa"/>
-              <w:bottom w:w="95" w:type="dxa"/>
-              <w:left w:w="110" w:type="dxa"/>
-              <w:right w:w="110" w:type="dxa"/>
+              <w:top w:w="80" w:type="dxa"/>
+              <w:bottom w:w="80" w:type="dxa"/>
+              <w:left w:w="100" w:type="dxa"/>
+              <w:right w:w="100" w:type="dxa"/>
             </w:tcMar>
             <w:shd w:fill="FFFFFF"/>
           </w:tcPr>
           <w:p>
             <w:pPr>
               <w:keepNext w:val="0"/>
-              <w:spacing w:line="250" w:lineRule="auto" w:after="20"/>
+              <w:spacing w:line="252" w:lineRule="auto" w:after="60" w:before="0"/>
             </w:pPr>
             <w:r>
               <w:rPr>
@@ -293,17 +373,17 @@
             <w:tcW w:type="dxa" w:w="3730"/>
             <w:vAlign w:val="center"/>
             <w:tcMar>
-              <w:top w:w="95" w:type="dxa"/>
-              <w:bottom w:w="95" w:type="dxa"/>
-              <w:left w:w="110" w:type="dxa"/>
-              <w:right w:w="110" w:type="dxa"/>
+              <w:top w:w="80" w:type="dxa"/>
+              <w:bottom w:w="80" w:type="dxa"/>
+              <w:left w:w="100" w:type="dxa"/>
+              <w:right w:w="100" w:type="dxa"/>
             </w:tcMar>
             <w:shd w:fill="FFFFFF"/>
           </w:tcPr>
           <w:p>
             <w:pPr>
               <w:keepNext w:val="0"/>
-              <w:spacing w:line="250" w:lineRule="auto" w:after="20"/>
+              <w:spacing w:line="252" w:lineRule="auto" w:after="60" w:before="0"/>
             </w:pPr>
             <w:r>
               <w:rPr>
@@ -323,17 +403,17 @@
             <w:tcW w:type="dxa" w:w="2318"/>
             <w:vAlign w:val="center"/>
             <w:tcMar>
-              <w:top w:w="95" w:type="dxa"/>
-              <w:bottom w:w="95" w:type="dxa"/>
-              <w:left w:w="110" w:type="dxa"/>
-              <w:right w:w="110" w:type="dxa"/>
+              <w:top w:w="80" w:type="dxa"/>
+              <w:bottom w:w="80" w:type="dxa"/>
+              <w:left w:w="100" w:type="dxa"/>
+              <w:right w:w="100" w:type="dxa"/>
             </w:tcMar>
             <w:shd w:fill="F0F4F7"/>
           </w:tcPr>
           <w:p>
             <w:pPr>
               <w:keepNext w:val="0"/>
-              <w:spacing w:line="250" w:lineRule="auto" w:after="20"/>
+              <w:spacing w:line="252" w:lineRule="auto" w:after="60" w:before="0"/>
             </w:pPr>
             <w:r>
               <w:rPr>
@@ -348,23 +428,22 @@
             <w:tcW w:type="dxa" w:w="4032"/>
             <w:vAlign w:val="center"/>
             <w:tcMar>
-              <w:top w:w="95" w:type="dxa"/>
-              <w:bottom w:w="95" w:type="dxa"/>
-              <w:left w:w="110" w:type="dxa"/>
-              <w:right w:w="110" w:type="dxa"/>
+              <w:top w:w="80" w:type="dxa"/>
+              <w:bottom w:w="80" w:type="dxa"/>
+              <w:left w:w="100" w:type="dxa"/>
+              <w:right w:w="100" w:type="dxa"/>
             </w:tcMar>
             <w:shd w:fill="F0F4F7"/>
           </w:tcPr>
           <w:p>
             <w:pPr>
-              <w:keepNext w:val="0"/>
-              <w:spacing w:line="250" w:lineRule="auto" w:after="20"/>
+              <w:spacing w:after="60" w:before="0" w:line="252" w:lineRule="auto"/>
             </w:pPr>
             <w:r>
               <w:rPr>
                 <w:sz w:val="20"/>
               </w:rPr>
-              <w:t>Прочитати pointer/touch, нормалізувати drag, відокремити новий тап від утримання</w:t>
+              <w:t>Press, позиція миші, нормалізований touch drag; захист від UI click-through</w:t>
             </w:r>
           </w:p>
         </w:tc>
@@ -373,17 +452,17 @@
             <w:tcW w:type="dxa" w:w="3730"/>
             <w:vAlign w:val="center"/>
             <w:tcMar>
-              <w:top w:w="95" w:type="dxa"/>
-              <w:bottom w:w="95" w:type="dxa"/>
-              <w:left w:w="110" w:type="dxa"/>
-              <w:right w:w="110" w:type="dxa"/>
+              <w:top w:w="80" w:type="dxa"/>
+              <w:bottom w:w="80" w:type="dxa"/>
+              <w:left w:w="100" w:type="dxa"/>
+              <w:right w:w="100" w:type="dxa"/>
             </w:tcMar>
             <w:shd w:fill="F0F4F7"/>
           </w:tcPr>
           <w:p>
             <w:pPr>
               <w:keepNext w:val="0"/>
-              <w:spacing w:line="250" w:lineRule="auto" w:after="20"/>
+              <w:spacing w:line="252" w:lineRule="auto" w:after="60" w:before="0"/>
             </w:pPr>
             <w:r>
               <w:rPr>
@@ -403,17 +482,17 @@
             <w:tcW w:type="dxa" w:w="2318"/>
             <w:vAlign w:val="center"/>
             <w:tcMar>
-              <w:top w:w="95" w:type="dxa"/>
-              <w:bottom w:w="95" w:type="dxa"/>
-              <w:left w:w="110" w:type="dxa"/>
-              <w:right w:w="110" w:type="dxa"/>
+              <w:top w:w="80" w:type="dxa"/>
+              <w:bottom w:w="80" w:type="dxa"/>
+              <w:left w:w="100" w:type="dxa"/>
+              <w:right w:w="100" w:type="dxa"/>
             </w:tcMar>
             <w:shd w:fill="FFFFFF"/>
           </w:tcPr>
           <w:p>
             <w:pPr>
               <w:keepNext w:val="0"/>
-              <w:spacing w:line="250" w:lineRule="auto" w:after="20"/>
+              <w:spacing w:line="252" w:lineRule="auto" w:after="60" w:before="0"/>
             </w:pPr>
             <w:r>
               <w:rPr>
@@ -428,17 +507,17 @@
             <w:tcW w:type="dxa" w:w="4032"/>
             <w:vAlign w:val="center"/>
             <w:tcMar>
-              <w:top w:w="95" w:type="dxa"/>
-              <w:bottom w:w="95" w:type="dxa"/>
-              <w:left w:w="110" w:type="dxa"/>
-              <w:right w:w="110" w:type="dxa"/>
+              <w:top w:w="80" w:type="dxa"/>
+              <w:bottom w:w="80" w:type="dxa"/>
+              <w:left w:w="100" w:type="dxa"/>
+              <w:right w:w="100" w:type="dxa"/>
             </w:tcMar>
             <w:shd w:fill="FFFFFF"/>
           </w:tcPr>
           <w:p>
             <w:pPr>
               <w:keepNext w:val="0"/>
-              <w:spacing w:line="250" w:lineRule="auto" w:after="20"/>
+              <w:spacing w:line="252" w:lineRule="auto" w:after="60" w:before="0"/>
             </w:pPr>
             <w:r>
               <w:rPr>
@@ -453,17 +532,17 @@
             <w:tcW w:type="dxa" w:w="3730"/>
             <w:vAlign w:val="center"/>
             <w:tcMar>
-              <w:top w:w="95" w:type="dxa"/>
-              <w:bottom w:w="95" w:type="dxa"/>
-              <w:left w:w="110" w:type="dxa"/>
-              <w:right w:w="110" w:type="dxa"/>
+              <w:top w:w="80" w:type="dxa"/>
+              <w:bottom w:w="80" w:type="dxa"/>
+              <w:left w:w="100" w:type="dxa"/>
+              <w:right w:w="100" w:type="dxa"/>
             </w:tcMar>
             <w:shd w:fill="FFFFFF"/>
           </w:tcPr>
           <w:p>
             <w:pPr>
               <w:keepNext w:val="0"/>
-              <w:spacing w:line="250" w:lineRule="auto" w:after="20"/>
+              <w:spacing w:line="252" w:lineRule="auto" w:after="60" w:before="0"/>
             </w:pPr>
             <w:r>
               <w:rPr>
@@ -483,17 +562,17 @@
             <w:tcW w:type="dxa" w:w="2318"/>
             <w:vAlign w:val="center"/>
             <w:tcMar>
-              <w:top w:w="95" w:type="dxa"/>
-              <w:bottom w:w="95" w:type="dxa"/>
-              <w:left w:w="110" w:type="dxa"/>
-              <w:right w:w="110" w:type="dxa"/>
+              <w:top w:w="80" w:type="dxa"/>
+              <w:bottom w:w="80" w:type="dxa"/>
+              <w:left w:w="100" w:type="dxa"/>
+              <w:right w:w="100" w:type="dxa"/>
             </w:tcMar>
             <w:shd w:fill="F0F4F7"/>
           </w:tcPr>
           <w:p>
             <w:pPr>
               <w:keepNext w:val="0"/>
-              <w:spacing w:line="250" w:lineRule="auto" w:after="20"/>
+              <w:spacing w:line="252" w:lineRule="auto" w:after="60" w:before="0"/>
             </w:pPr>
             <w:r>
               <w:rPr>
@@ -508,17 +587,17 @@
             <w:tcW w:type="dxa" w:w="4032"/>
             <w:vAlign w:val="center"/>
             <w:tcMar>
-              <w:top w:w="95" w:type="dxa"/>
-              <w:bottom w:w="95" w:type="dxa"/>
-              <w:left w:w="110" w:type="dxa"/>
-              <w:right w:w="110" w:type="dxa"/>
+              <w:top w:w="80" w:type="dxa"/>
+              <w:bottom w:w="80" w:type="dxa"/>
+              <w:left w:w="100" w:type="dxa"/>
+              <w:right w:w="100" w:type="dxa"/>
             </w:tcMar>
             <w:shd w:fill="F0F4F7"/>
           </w:tcPr>
           <w:p>
             <w:pPr>
               <w:keepNext w:val="0"/>
-              <w:spacing w:line="250" w:lineRule="auto" w:after="20"/>
+              <w:spacing w:line="252" w:lineRule="auto" w:after="60" w:before="0"/>
             </w:pPr>
             <w:r>
               <w:rPr>
@@ -533,17 +612,17 @@
             <w:tcW w:type="dxa" w:w="3730"/>
             <w:vAlign w:val="center"/>
             <w:tcMar>
-              <w:top w:w="95" w:type="dxa"/>
-              <w:bottom w:w="95" w:type="dxa"/>
-              <w:left w:w="110" w:type="dxa"/>
-              <w:right w:w="110" w:type="dxa"/>
+              <w:top w:w="80" w:type="dxa"/>
+              <w:bottom w:w="80" w:type="dxa"/>
+              <w:left w:w="100" w:type="dxa"/>
+              <w:right w:w="100" w:type="dxa"/>
             </w:tcMar>
             <w:shd w:fill="F0F4F7"/>
           </w:tcPr>
           <w:p>
             <w:pPr>
               <w:keepNext w:val="0"/>
-              <w:spacing w:line="250" w:lineRule="auto" w:after="20"/>
+              <w:spacing w:line="252" w:lineRule="auto" w:after="60" w:before="0"/>
             </w:pPr>
             <w:r>
               <w:rPr>
@@ -563,17 +642,17 @@
             <w:tcW w:type="dxa" w:w="2318"/>
             <w:vAlign w:val="center"/>
             <w:tcMar>
-              <w:top w:w="95" w:type="dxa"/>
-              <w:bottom w:w="95" w:type="dxa"/>
-              <w:left w:w="110" w:type="dxa"/>
-              <w:right w:w="110" w:type="dxa"/>
+              <w:top w:w="80" w:type="dxa"/>
+              <w:bottom w:w="80" w:type="dxa"/>
+              <w:left w:w="100" w:type="dxa"/>
+              <w:right w:w="100" w:type="dxa"/>
             </w:tcMar>
             <w:shd w:fill="FFFFFF"/>
           </w:tcPr>
           <w:p>
             <w:pPr>
               <w:keepNext w:val="0"/>
-              <w:spacing w:line="250" w:lineRule="auto" w:after="20"/>
+              <w:spacing w:line="252" w:lineRule="auto" w:after="60" w:before="0"/>
             </w:pPr>
             <w:r>
               <w:rPr>
@@ -588,23 +667,22 @@
             <w:tcW w:type="dxa" w:w="4032"/>
             <w:vAlign w:val="center"/>
             <w:tcMar>
-              <w:top w:w="95" w:type="dxa"/>
-              <w:bottom w:w="95" w:type="dxa"/>
-              <w:left w:w="110" w:type="dxa"/>
-              <w:right w:w="110" w:type="dxa"/>
+              <w:top w:w="80" w:type="dxa"/>
+              <w:bottom w:w="80" w:type="dxa"/>
+              <w:left w:w="100" w:type="dxa"/>
+              <w:right w:w="100" w:type="dxa"/>
             </w:tcMar>
             <w:shd w:fill="FFFFFF"/>
           </w:tcPr>
           <w:p>
             <w:pPr>
-              <w:keepNext w:val="0"/>
-              <w:spacing w:line="250" w:lineRule="auto" w:after="20"/>
+              <w:spacing w:after="60" w:before="0" w:line="252" w:lineRule="auto"/>
             </w:pPr>
             <w:r>
               <w:rPr>
                 <w:sz w:val="20"/>
               </w:rPr>
-              <w:t>Накопичити кут, обмежити yaw, інтервал автострільби, отримати кулю з пулу</w:t>
+              <w:t>SmoothDampAngle yaw на 360°, elevation у коридорі цілі, інтервал автострільби, виклик пулу</w:t>
             </w:r>
           </w:p>
         </w:tc>
@@ -613,23 +691,22 @@
             <w:tcW w:type="dxa" w:w="3730"/>
             <w:vAlign w:val="center"/>
             <w:tcMar>
-              <w:top w:w="95" w:type="dxa"/>
-              <w:bottom w:w="95" w:type="dxa"/>
-              <w:left w:w="110" w:type="dxa"/>
-              <w:right w:w="110" w:type="dxa"/>
+              <w:top w:w="80" w:type="dxa"/>
+              <w:bottom w:w="80" w:type="dxa"/>
+              <w:left w:w="100" w:type="dxa"/>
+              <w:right w:w="100" w:type="dxa"/>
             </w:tcMar>
             <w:shd w:fill="FFFFFF"/>
           </w:tcPr>
           <w:p>
             <w:pPr>
-              <w:keepNext w:val="0"/>
-              <w:spacing w:line="250" w:lineRule="auto" w:after="20"/>
+              <w:spacing w:after="60" w:before="0" w:line="252" w:lineRule="auto"/>
             </w:pPr>
             <w:r>
               <w:rPr>
                 <w:sz w:val="20"/>
               </w:rPr>
-              <w:t>Пошук ворогів по сцені чи самонаведення</w:t>
+              <w:t>Глобальний пошук цілей, самонаведення випущеної кулі, правила Win</w:t>
             </w:r>
           </w:p>
         </w:tc>
@@ -643,17 +720,17 @@
             <w:tcW w:type="dxa" w:w="2318"/>
             <w:vAlign w:val="center"/>
             <w:tcMar>
-              <w:top w:w="95" w:type="dxa"/>
-              <w:bottom w:w="95" w:type="dxa"/>
-              <w:left w:w="110" w:type="dxa"/>
-              <w:right w:w="110" w:type="dxa"/>
+              <w:top w:w="80" w:type="dxa"/>
+              <w:bottom w:w="80" w:type="dxa"/>
+              <w:left w:w="100" w:type="dxa"/>
+              <w:right w:w="100" w:type="dxa"/>
             </w:tcMar>
             <w:shd w:fill="F0F4F7"/>
           </w:tcPr>
           <w:p>
             <w:pPr>
               <w:keepNext w:val="0"/>
-              <w:spacing w:line="250" w:lineRule="auto" w:after="20"/>
+              <w:spacing w:line="252" w:lineRule="auto" w:after="60" w:before="0"/>
             </w:pPr>
             <w:r>
               <w:rPr>
@@ -668,17 +745,17 @@
             <w:tcW w:type="dxa" w:w="4032"/>
             <w:vAlign w:val="center"/>
             <w:tcMar>
-              <w:top w:w="95" w:type="dxa"/>
-              <w:bottom w:w="95" w:type="dxa"/>
-              <w:left w:w="110" w:type="dxa"/>
-              <w:right w:w="110" w:type="dxa"/>
+              <w:top w:w="80" w:type="dxa"/>
+              <w:bottom w:w="80" w:type="dxa"/>
+              <w:left w:w="100" w:type="dxa"/>
+              <w:right w:w="100" w:type="dxa"/>
             </w:tcMar>
             <w:shd w:fill="F0F4F7"/>
           </w:tcPr>
           <w:p>
             <w:pPr>
               <w:keepNext w:val="0"/>
-              <w:spacing w:line="250" w:lineRule="auto" w:after="20"/>
+              <w:spacing w:line="252" w:lineRule="auto" w:after="60" w:before="0"/>
             </w:pPr>
             <w:r>
               <w:rPr>
@@ -693,17 +770,17 @@
             <w:tcW w:type="dxa" w:w="3730"/>
             <w:vAlign w:val="center"/>
             <w:tcMar>
-              <w:top w:w="95" w:type="dxa"/>
-              <w:bottom w:w="95" w:type="dxa"/>
-              <w:left w:w="110" w:type="dxa"/>
-              <w:right w:w="110" w:type="dxa"/>
+              <w:top w:w="80" w:type="dxa"/>
+              <w:bottom w:w="80" w:type="dxa"/>
+              <w:left w:w="100" w:type="dxa"/>
+              <w:right w:w="100" w:type="dxa"/>
             </w:tcMar>
             <w:shd w:fill="F0F4F7"/>
           </w:tcPr>
           <w:p>
             <w:pPr>
               <w:keepNext w:val="0"/>
-              <w:spacing w:line="250" w:lineRule="auto" w:after="20"/>
+              <w:spacing w:line="252" w:lineRule="auto" w:after="60" w:before="0"/>
             </w:pPr>
             <w:r>
               <w:rPr>
@@ -723,17 +800,17 @@
             <w:tcW w:type="dxa" w:w="2318"/>
             <w:vAlign w:val="center"/>
             <w:tcMar>
-              <w:top w:w="95" w:type="dxa"/>
-              <w:bottom w:w="95" w:type="dxa"/>
-              <w:left w:w="110" w:type="dxa"/>
-              <w:right w:w="110" w:type="dxa"/>
+              <w:top w:w="80" w:type="dxa"/>
+              <w:bottom w:w="80" w:type="dxa"/>
+              <w:left w:w="100" w:type="dxa"/>
+              <w:right w:w="100" w:type="dxa"/>
             </w:tcMar>
             <w:shd w:fill="FFFFFF"/>
           </w:tcPr>
           <w:p>
             <w:pPr>
               <w:keepNext w:val="0"/>
-              <w:spacing w:line="250" w:lineRule="auto" w:after="20"/>
+              <w:spacing w:line="252" w:lineRule="auto" w:after="60" w:before="0"/>
             </w:pPr>
             <w:r>
               <w:rPr>
@@ -748,17 +825,17 @@
             <w:tcW w:type="dxa" w:w="4032"/>
             <w:vAlign w:val="center"/>
             <w:tcMar>
-              <w:top w:w="95" w:type="dxa"/>
-              <w:bottom w:w="95" w:type="dxa"/>
-              <w:left w:w="110" w:type="dxa"/>
-              <w:right w:w="110" w:type="dxa"/>
+              <w:top w:w="80" w:type="dxa"/>
+              <w:bottom w:w="80" w:type="dxa"/>
+              <w:left w:w="100" w:type="dxa"/>
+              <w:right w:w="100" w:type="dxa"/>
             </w:tcMar>
             <w:shd w:fill="FFFFFF"/>
           </w:tcPr>
           <w:p>
             <w:pPr>
               <w:keepNext w:val="0"/>
-              <w:spacing w:line="250" w:lineRule="auto" w:after="20"/>
+              <w:spacing w:line="252" w:lineRule="auto" w:after="60" w:before="0"/>
             </w:pPr>
             <w:r>
               <w:rPr>
@@ -773,17 +850,17 @@
             <w:tcW w:type="dxa" w:w="3730"/>
             <w:vAlign w:val="center"/>
             <w:tcMar>
-              <w:top w:w="95" w:type="dxa"/>
-              <w:bottom w:w="95" w:type="dxa"/>
-              <w:left w:w="110" w:type="dxa"/>
-              <w:right w:w="110" w:type="dxa"/>
+              <w:top w:w="80" w:type="dxa"/>
+              <w:bottom w:w="80" w:type="dxa"/>
+              <w:left w:w="100" w:type="dxa"/>
+              <w:right w:w="100" w:type="dxa"/>
             </w:tcMar>
             <w:shd w:fill="FFFFFF"/>
           </w:tcPr>
           <w:p>
             <w:pPr>
               <w:keepNext w:val="0"/>
-              <w:spacing w:line="250" w:lineRule="auto" w:after="20"/>
+              <w:spacing w:line="252" w:lineRule="auto" w:after="60" w:before="0"/>
             </w:pPr>
             <w:r>
               <w:rPr>
@@ -803,17 +880,17 @@
             <w:tcW w:type="dxa" w:w="2318"/>
             <w:vAlign w:val="center"/>
             <w:tcMar>
-              <w:top w:w="95" w:type="dxa"/>
-              <w:bottom w:w="95" w:type="dxa"/>
-              <w:left w:w="110" w:type="dxa"/>
-              <w:right w:w="110" w:type="dxa"/>
+              <w:top w:w="80" w:type="dxa"/>
+              <w:bottom w:w="80" w:type="dxa"/>
+              <w:left w:w="100" w:type="dxa"/>
+              <w:right w:w="100" w:type="dxa"/>
             </w:tcMar>
             <w:shd w:fill="F0F4F7"/>
           </w:tcPr>
           <w:p>
             <w:pPr>
               <w:keepNext w:val="0"/>
-              <w:spacing w:line="250" w:lineRule="auto" w:after="20"/>
+              <w:spacing w:line="252" w:lineRule="auto" w:after="60" w:before="0"/>
             </w:pPr>
             <w:r>
               <w:rPr>
@@ -828,17 +905,17 @@
             <w:tcW w:type="dxa" w:w="4032"/>
             <w:vAlign w:val="center"/>
             <w:tcMar>
-              <w:top w:w="95" w:type="dxa"/>
-              <w:bottom w:w="95" w:type="dxa"/>
-              <w:left w:w="110" w:type="dxa"/>
-              <w:right w:w="110" w:type="dxa"/>
+              <w:top w:w="80" w:type="dxa"/>
+              <w:bottom w:w="80" w:type="dxa"/>
+              <w:left w:w="100" w:type="dxa"/>
+              <w:right w:w="100" w:type="dxa"/>
             </w:tcMar>
             <w:shd w:fill="F0F4F7"/>
           </w:tcPr>
           <w:p>
             <w:pPr>
               <w:keepNext w:val="0"/>
-              <w:spacing w:line="250" w:lineRule="auto" w:after="20"/>
+              <w:spacing w:line="252" w:lineRule="auto" w:after="60" w:before="0"/>
             </w:pPr>
             <w:r>
               <w:rPr>
@@ -853,17 +930,17 @@
             <w:tcW w:type="dxa" w:w="3730"/>
             <w:vAlign w:val="center"/>
             <w:tcMar>
-              <w:top w:w="95" w:type="dxa"/>
-              <w:bottom w:w="95" w:type="dxa"/>
-              <w:left w:w="110" w:type="dxa"/>
-              <w:right w:w="110" w:type="dxa"/>
+              <w:top w:w="80" w:type="dxa"/>
+              <w:bottom w:w="80" w:type="dxa"/>
+              <w:left w:w="100" w:type="dxa"/>
+              <w:right w:w="100" w:type="dxa"/>
             </w:tcMar>
             <w:shd w:fill="F0F4F7"/>
           </w:tcPr>
           <w:p>
             <w:pPr>
               <w:keepNext w:val="0"/>
-              <w:spacing w:line="250" w:lineRule="auto" w:after="20"/>
+              <w:spacing w:line="252" w:lineRule="auto" w:after="60" w:before="0"/>
             </w:pPr>
             <w:r>
               <w:rPr>
@@ -883,17 +960,17 @@
             <w:tcW w:type="dxa" w:w="2318"/>
             <w:vAlign w:val="center"/>
             <w:tcMar>
-              <w:top w:w="95" w:type="dxa"/>
-              <w:bottom w:w="95" w:type="dxa"/>
-              <w:left w:w="110" w:type="dxa"/>
-              <w:right w:w="110" w:type="dxa"/>
+              <w:top w:w="80" w:type="dxa"/>
+              <w:bottom w:w="80" w:type="dxa"/>
+              <w:left w:w="100" w:type="dxa"/>
+              <w:right w:w="100" w:type="dxa"/>
             </w:tcMar>
             <w:shd w:fill="FFFFFF"/>
           </w:tcPr>
           <w:p>
             <w:pPr>
               <w:keepNext w:val="0"/>
-              <w:spacing w:line="250" w:lineRule="auto" w:after="20"/>
+              <w:spacing w:line="252" w:lineRule="auto" w:after="60" w:before="0"/>
             </w:pPr>
             <w:r>
               <w:rPr>
@@ -908,17 +985,17 @@
             <w:tcW w:type="dxa" w:w="4032"/>
             <w:vAlign w:val="center"/>
             <w:tcMar>
-              <w:top w:w="95" w:type="dxa"/>
-              <w:bottom w:w="95" w:type="dxa"/>
-              <w:left w:w="110" w:type="dxa"/>
-              <w:right w:w="110" w:type="dxa"/>
+              <w:top w:w="80" w:type="dxa"/>
+              <w:bottom w:w="80" w:type="dxa"/>
+              <w:left w:w="100" w:type="dxa"/>
+              <w:right w:w="100" w:type="dxa"/>
             </w:tcMar>
             <w:shd w:fill="FFFFFF"/>
           </w:tcPr>
           <w:p>
             <w:pPr>
               <w:keepNext w:val="0"/>
-              <w:spacing w:line="250" w:lineRule="auto" w:after="20"/>
+              <w:spacing w:line="252" w:lineRule="auto" w:after="60" w:before="0"/>
             </w:pPr>
             <w:r>
               <w:rPr>
@@ -933,17 +1010,17 @@
             <w:tcW w:type="dxa" w:w="3730"/>
             <w:vAlign w:val="center"/>
             <w:tcMar>
-              <w:top w:w="95" w:type="dxa"/>
-              <w:bottom w:w="95" w:type="dxa"/>
-              <w:left w:w="110" w:type="dxa"/>
-              <w:right w:w="110" w:type="dxa"/>
+              <w:top w:w="80" w:type="dxa"/>
+              <w:bottom w:w="80" w:type="dxa"/>
+              <w:left w:w="100" w:type="dxa"/>
+              <w:right w:w="100" w:type="dxa"/>
             </w:tcMar>
             <w:shd w:fill="FFFFFF"/>
           </w:tcPr>
           <w:p>
             <w:pPr>
               <w:keepNext w:val="0"/>
-              <w:spacing w:line="250" w:lineRule="auto" w:after="20"/>
+              <w:spacing w:line="252" w:lineRule="auto" w:after="60" w:before="0"/>
             </w:pPr>
             <w:r>
               <w:rPr>
@@ -963,17 +1040,17 @@
             <w:tcW w:type="dxa" w:w="2318"/>
             <w:vAlign w:val="center"/>
             <w:tcMar>
-              <w:top w:w="95" w:type="dxa"/>
-              <w:bottom w:w="95" w:type="dxa"/>
-              <w:left w:w="110" w:type="dxa"/>
-              <w:right w:w="110" w:type="dxa"/>
+              <w:top w:w="80" w:type="dxa"/>
+              <w:bottom w:w="80" w:type="dxa"/>
+              <w:left w:w="100" w:type="dxa"/>
+              <w:right w:w="100" w:type="dxa"/>
             </w:tcMar>
             <w:shd w:fill="F0F4F7"/>
           </w:tcPr>
           <w:p>
             <w:pPr>
               <w:keepNext w:val="0"/>
-              <w:spacing w:line="250" w:lineRule="auto" w:after="20"/>
+              <w:spacing w:line="252" w:lineRule="auto" w:after="60" w:before="0"/>
             </w:pPr>
             <w:r>
               <w:rPr>
@@ -988,23 +1065,22 @@
             <w:tcW w:type="dxa" w:w="4032"/>
             <w:vAlign w:val="center"/>
             <w:tcMar>
-              <w:top w:w="95" w:type="dxa"/>
-              <w:bottom w:w="95" w:type="dxa"/>
-              <w:left w:w="110" w:type="dxa"/>
-              <w:right w:w="110" w:type="dxa"/>
+              <w:top w:w="80" w:type="dxa"/>
+              <w:bottom w:w="80" w:type="dxa"/>
+              <w:left w:w="100" w:type="dxa"/>
+              <w:right w:w="100" w:type="dxa"/>
             </w:tcMar>
             <w:shd w:fill="F0F4F7"/>
           </w:tcPr>
           <w:p>
             <w:pPr>
-              <w:keepNext w:val="0"/>
-              <w:spacing w:line="250" w:lineRule="auto" w:after="20"/>
+              <w:spacing w:after="60" w:before="0" w:line="252" w:lineRule="auto"/>
             </w:pPr>
             <w:r>
               <w:rPr>
                 <w:sz w:val="20"/>
               </w:rPr>
-              <w:t>Валідні випадкові spawn-позиції й список ворогів</w:t>
+              <w:t>Валідні випадкові позиції, async-пакети створення, список ворогів і лічильник</w:t>
             </w:r>
           </w:p>
         </w:tc>
@@ -1013,17 +1089,17 @@
             <w:tcW w:type="dxa" w:w="3730"/>
             <w:vAlign w:val="center"/>
             <w:tcMar>
-              <w:top w:w="95" w:type="dxa"/>
-              <w:bottom w:w="95" w:type="dxa"/>
-              <w:left w:w="110" w:type="dxa"/>
-              <w:right w:w="110" w:type="dxa"/>
+              <w:top w:w="80" w:type="dxa"/>
+              <w:bottom w:w="80" w:type="dxa"/>
+              <w:left w:w="100" w:type="dxa"/>
+              <w:right w:w="100" w:type="dxa"/>
             </w:tcMar>
             <w:shd w:fill="F0F4F7"/>
           </w:tcPr>
           <w:p>
             <w:pPr>
               <w:keepNext w:val="0"/>
-              <w:spacing w:line="250" w:lineRule="auto" w:after="20"/>
+              <w:spacing w:line="252" w:lineRule="auto" w:after="60" w:before="0"/>
             </w:pPr>
             <w:r>
               <w:rPr>
@@ -1043,17 +1119,17 @@
             <w:tcW w:type="dxa" w:w="2318"/>
             <w:vAlign w:val="center"/>
             <w:tcMar>
-              <w:top w:w="95" w:type="dxa"/>
-              <w:bottom w:w="95" w:type="dxa"/>
-              <w:left w:w="110" w:type="dxa"/>
-              <w:right w:w="110" w:type="dxa"/>
+              <w:top w:w="80" w:type="dxa"/>
+              <w:bottom w:w="80" w:type="dxa"/>
+              <w:left w:w="100" w:type="dxa"/>
+              <w:right w:w="100" w:type="dxa"/>
             </w:tcMar>
             <w:shd w:fill="FFFFFF"/>
           </w:tcPr>
           <w:p>
             <w:pPr>
               <w:keepNext w:val="0"/>
-              <w:spacing w:line="250" w:lineRule="auto" w:after="20"/>
+              <w:spacing w:line="252" w:lineRule="auto" w:after="60" w:before="0"/>
             </w:pPr>
             <w:r>
               <w:rPr>
@@ -1068,23 +1144,22 @@
             <w:tcW w:type="dxa" w:w="4032"/>
             <w:vAlign w:val="center"/>
             <w:tcMar>
-              <w:top w:w="95" w:type="dxa"/>
-              <w:bottom w:w="95" w:type="dxa"/>
-              <w:left w:w="110" w:type="dxa"/>
-              <w:right w:w="110" w:type="dxa"/>
+              <w:top w:w="80" w:type="dxa"/>
+              <w:bottom w:w="80" w:type="dxa"/>
+              <w:left w:w="100" w:type="dxa"/>
+              <w:right w:w="100" w:type="dxa"/>
             </w:tcMar>
             <w:shd w:fill="FFFFFF"/>
           </w:tcPr>
           <w:p>
             <w:pPr>
-              <w:keepNext w:val="0"/>
-              <w:spacing w:line="250" w:lineRule="auto" w:after="20"/>
+              <w:spacing w:after="60" w:before="0" w:line="252" w:lineRule="auto"/>
             </w:pPr>
             <w:r>
               <w:rPr>
                 <w:sz w:val="20"/>
               </w:rPr>
-              <w:t>Презентація HP, прогресу, стану та result overlay</w:t>
+              <w:t>HP, прогрес, kills, меню, підготовка та result overlay</w:t>
             </w:r>
           </w:p>
         </w:tc>
@@ -1093,17 +1168,17 @@
             <w:tcW w:type="dxa" w:w="3730"/>
             <w:vAlign w:val="center"/>
             <w:tcMar>
-              <w:top w:w="95" w:type="dxa"/>
-              <w:bottom w:w="95" w:type="dxa"/>
-              <w:left w:w="110" w:type="dxa"/>
-              <w:right w:w="110" w:type="dxa"/>
+              <w:top w:w="80" w:type="dxa"/>
+              <w:bottom w:w="80" w:type="dxa"/>
+              <w:left w:w="100" w:type="dxa"/>
+              <w:right w:w="100" w:type="dxa"/>
             </w:tcMar>
             <w:shd w:fill="FFFFFF"/>
           </w:tcPr>
           <w:p>
             <w:pPr>
               <w:keepNext w:val="0"/>
-              <w:spacing w:line="250" w:lineRule="auto" w:after="20"/>
+              <w:spacing w:line="252" w:lineRule="auto" w:after="60" w:before="0"/>
             </w:pPr>
             <w:r>
               <w:rPr>
@@ -1127,67 +1202,7 @@
     </w:p>
     <w:p>
       <w:r>
-        <w:t xml:space="preserve">Пропоноване розміщення після початку реалізації: </w:t>
-      </w:r>
-      <w:r>
-        <w:rPr>
-          <w:rFonts w:ascii="Consolas" w:hAnsi="Consolas"/>
-          <w:sz w:val="20"/>
-        </w:rPr>
-        <w:t>Assets/_Game/Scenes</w:t>
-      </w:r>
-      <w:r>
-        <w:t xml:space="preserve">, </w:t>
-      </w:r>
-      <w:r>
-        <w:rPr>
-          <w:rFonts w:ascii="Consolas" w:hAnsi="Consolas"/>
-          <w:sz w:val="20"/>
-        </w:rPr>
-        <w:t>Prefabs</w:t>
-      </w:r>
-      <w:r>
-        <w:t xml:space="preserve">, </w:t>
-      </w:r>
-      <w:r>
-        <w:rPr>
-          <w:rFonts w:ascii="Consolas" w:hAnsi="Consolas"/>
-          <w:sz w:val="20"/>
-        </w:rPr>
-        <w:t>Scripts/{Core,Input,Car,Combat,Enemies,UI}</w:t>
-      </w:r>
-      <w:r>
-        <w:t xml:space="preserve">, </w:t>
-      </w:r>
-      <w:r>
-        <w:rPr>
-          <w:rFonts w:ascii="Consolas" w:hAnsi="Consolas"/>
-          <w:sz w:val="20"/>
-        </w:rPr>
-        <w:t>Materials</w:t>
-      </w:r>
-      <w:r>
-        <w:t xml:space="preserve">, </w:t>
-      </w:r>
-      <w:r>
-        <w:rPr>
-          <w:rFonts w:ascii="Consolas" w:hAnsi="Consolas"/>
-          <w:sz w:val="20"/>
-        </w:rPr>
-        <w:t>Settings</w:t>
-      </w:r>
-      <w:r>
-        <w:t xml:space="preserve">. Документи Word лежать у </w:t>
-      </w:r>
-      <w:r>
-        <w:rPr>
-          <w:rFonts w:ascii="Consolas" w:hAnsi="Consolas"/>
-          <w:sz w:val="20"/>
-        </w:rPr>
-        <w:t>Docs/Word</w:t>
-      </w:r>
-      <w:r>
-        <w:t>, поза Assets. Надані FBX/PNG залишаються оригіналами; власні prefab-и та матеріали створюємо окремо.</w:t>
+        <w:t>Реалізація розміщена в Assets/_Game/Scenes, Prefabs та Scripts/{Core,Input,Car,Combat,Enemies,UI}. Оригінальні FBX/PNG збережено в Art/Source, власні prefab-и та матеріали окремо. Публічна документація лежить у Docs/Word поза Assets.</w:t>
       </w:r>
     </w:p>
     <w:p>
@@ -1195,37 +1210,21 @@
         <w:pStyle w:val="Heading1"/>
       </w:pPr>
       <w:r>
+        <w:rPr>
+          <w:color w:val="000000"/>
+          <w:u w:val="none"/>
+        </w:rPr>
         <w:t>Залежності DI та SOLID</w:t>
       </w:r>
     </w:p>
     <w:p>
       <w:r>
-        <w:t xml:space="preserve">Базове рішення — явні залежності: посилання сцени у bootstrap та методи Initialize для runtime-екземплярів. Наприклад, Spawner передає EnemyAI конкретну машину і Health; пул передає Projectile спосіб повернення. Не використовуємо </w:t>
-      </w:r>
-      <w:r>
-        <w:rPr>
-          <w:rFonts w:ascii="Consolas" w:hAnsi="Consolas"/>
-          <w:sz w:val="20"/>
-        </w:rPr>
-        <w:t>Find</w:t>
-      </w:r>
-      <w:r>
-        <w:t xml:space="preserve"> чи теги як прихований механізм зв'язування під час бою.</w:t>
+        <w:t>GameLifetimeScope реєструє існуючі компоненти сцени через RegisterComponent. VContainer створює один GameBootstrap як entry point через конструктор із десятьма залежностями. Health реєструється саме з автомобіля, не з довільного ворога. Spawner передає локальні залежності runtime-ворогів через EnemyAI.Initialize.</w:t>
       </w:r>
     </w:p>
     <w:p>
       <w:r>
-        <w:t xml:space="preserve">ТЗ називає VContainer/Zenject перевагою. Альтернатива — один scene-level </w:t>
-      </w:r>
-      <w:r>
-        <w:rPr>
-          <w:rFonts w:ascii="Consolas" w:hAnsi="Consolas"/>
-          <w:sz w:val="20"/>
-        </w:rPr>
-        <w:t>LifetimeScope</w:t>
-      </w:r>
-      <w:r>
-        <w:t xml:space="preserve"> VContainer замість ручного bootstrap. Це варто додати лише як реальну заміну composition root після перевірки сумісності й розуміння реєстрацій, а не другу паралельну систему чи декорацію. Поточний план — спочатку читабельний working core; остаточний вибір заносимо в журнал перед підключенням бібліотеки. Пакет DI зараз відсутній.</w:t>
+        <w:t>VContainer не замінює GameBootstrap. GameLifetimeScope — composition root; контейнер складає граф залежностей; GameBootstrap — plain C# координатор запуску й restart, який реалізує IAsyncStartable та IDisposable. Пакет 1.19.0 зафіксовано в manifest і lock через scoped OpenUPM registry. GameBootstrap більше не серіалізується як MonoBehaviour у сцені.</w:t>
       </w:r>
     </w:p>
     <w:p>
@@ -1241,7 +1240,7 @@
         <w:pStyle w:val="ListBullet"/>
       </w:pPr>
       <w:r>
-        <w:t>DIP: залежності надходять явно; де потрібна заміна реалізації, можна ввести невеликий контракт на кшталт IDamageable. Сам факт створення інтерфейсу не доводить дотримання DIP.</w:t>
+        <w:t>DI робить залежності явними й централізує їх складання. Це саме по собі не означає повне застосування DIP: частина залежностей — конкретні scene-компоненти. IDamageable не створювався, бо потрібний один Health-контракт.</w:t>
       </w:r>
     </w:p>
     <w:p>
@@ -1249,7 +1248,7 @@
         <w:pStyle w:val="ListBullet"/>
       </w:pPr>
       <w:r>
-        <w:t>OCP: новий спосіб нанесення шкоди використовує контракт Health/IDamageable без переписування HP та UI. Не створюємо складну ієрархію зброї для одного типу турелі.</w:t>
+        <w:t>OCP у межах прототипу: куля, удар та вибух звертаються до Health.ApplyDamage без перенесення правил HP у кожен спосіб атаки. Універсальної ієрархії зброї для однієї турелі немає.</w:t>
       </w:r>
     </w:p>
     <w:p>
@@ -1257,7 +1256,7 @@
         <w:pStyle w:val="ListBullet"/>
       </w:pPr>
       <w:r>
-        <w:t>ISP: якщо вводимо IDamageable, він описує лише ApplyDamage, а не рух, анімації та UI.</w:t>
+        <w:t>ISP: немає великих інтерфейсів із несумісними обов’язками. IAsyncStartable задає запуск через контейнер, IDisposable — завершення lifetime. Не додаємо інтерфейс до кожного MonoBehaviour без потреби.</w:t>
       </w:r>
     </w:p>
     <w:p>
@@ -1273,6 +1272,10 @@
         <w:pStyle w:val="Heading1"/>
       </w:pPr>
       <w:r>
+        <w:rPr>
+          <w:color w:val="000000"/>
+          <w:u w:val="none"/>
+        </w:rPr>
         <w:t>Розподіл Unity lifecycle</w:t>
       </w:r>
     </w:p>
@@ -1283,12 +1286,12 @@
         <w:tblLayout w:type="fixed"/>
         <w:tblLook w:firstColumn="1" w:firstRow="1" w:lastColumn="0" w:lastRow="0" w:noHBand="0" w:noVBand="1" w:val="04A0"/>
         <w:tblBorders>
-          <w:top w:val="single" w:sz="5" w:color="D9D9D9"/>
-          <w:left w:val="single" w:sz="5" w:color="D9D9D9"/>
-          <w:bottom w:val="single" w:sz="5" w:color="D9D9D9"/>
-          <w:right w:val="single" w:sz="5" w:color="D9D9D9"/>
-          <w:insideH w:val="single" w:sz="5" w:color="D9D9D9"/>
-          <w:insideV w:val="single" w:sz="5" w:color="D9D9D9"/>
+          <w:top w:val="single" w:sz="4" w:color="D9D9D9"/>
+          <w:left w:val="single" w:sz="4" w:color="D9D9D9"/>
+          <w:bottom w:val="single" w:sz="4" w:color="D9D9D9"/>
+          <w:right w:val="single" w:sz="4" w:color="D9D9D9"/>
+          <w:insideH w:val="single" w:sz="4" w:color="D9D9D9"/>
+          <w:insideV w:val="single" w:sz="4" w:color="D9D9D9"/>
         </w:tblBorders>
       </w:tblPr>
       <w:tblGrid>
@@ -1306,17 +1309,17 @@
             <w:tcW w:type="dxa" w:w="2318"/>
             <w:vAlign w:val="center"/>
             <w:tcMar>
-              <w:top w:w="95" w:type="dxa"/>
-              <w:bottom w:w="95" w:type="dxa"/>
-              <w:left w:w="110" w:type="dxa"/>
-              <w:right w:w="110" w:type="dxa"/>
+              <w:top w:w="80" w:type="dxa"/>
+              <w:bottom w:w="80" w:type="dxa"/>
+              <w:left w:w="100" w:type="dxa"/>
+              <w:right w:w="100" w:type="dxa"/>
             </w:tcMar>
             <w:shd w:fill="24445C"/>
           </w:tcPr>
           <w:p>
             <w:pPr>
               <w:keepNext/>
-              <w:spacing w:line="250" w:lineRule="auto" w:after="20"/>
+              <w:spacing w:line="252" w:lineRule="auto" w:after="60" w:before="0"/>
             </w:pPr>
             <w:r>
               <w:rPr>
@@ -1333,17 +1336,17 @@
             <w:tcW w:type="dxa" w:w="4435"/>
             <w:vAlign w:val="center"/>
             <w:tcMar>
-              <w:top w:w="95" w:type="dxa"/>
-              <w:bottom w:w="95" w:type="dxa"/>
-              <w:left w:w="110" w:type="dxa"/>
-              <w:right w:w="110" w:type="dxa"/>
+              <w:top w:w="80" w:type="dxa"/>
+              <w:bottom w:w="80" w:type="dxa"/>
+              <w:left w:w="100" w:type="dxa"/>
+              <w:right w:w="100" w:type="dxa"/>
             </w:tcMar>
             <w:shd w:fill="24445C"/>
           </w:tcPr>
           <w:p>
             <w:pPr>
               <w:keepNext/>
-              <w:spacing w:line="250" w:lineRule="auto" w:after="20"/>
+              <w:spacing w:line="252" w:lineRule="auto" w:after="60" w:before="0"/>
             </w:pPr>
             <w:r>
               <w:rPr>
@@ -1360,17 +1363,17 @@
             <w:tcW w:type="dxa" w:w="3326"/>
             <w:vAlign w:val="center"/>
             <w:tcMar>
-              <w:top w:w="95" w:type="dxa"/>
-              <w:bottom w:w="95" w:type="dxa"/>
-              <w:left w:w="110" w:type="dxa"/>
-              <w:right w:w="110" w:type="dxa"/>
+              <w:top w:w="80" w:type="dxa"/>
+              <w:bottom w:w="80" w:type="dxa"/>
+              <w:left w:w="100" w:type="dxa"/>
+              <w:right w:w="100" w:type="dxa"/>
             </w:tcMar>
             <w:shd w:fill="24445C"/>
           </w:tcPr>
           <w:p>
             <w:pPr>
               <w:keepNext/>
-              <w:spacing w:line="250" w:lineRule="auto" w:after="20"/>
+              <w:spacing w:line="252" w:lineRule="auto" w:after="60" w:before="0"/>
             </w:pPr>
             <w:r>
               <w:rPr>
@@ -1392,17 +1395,17 @@
             <w:tcW w:type="dxa" w:w="2318"/>
             <w:vAlign w:val="center"/>
             <w:tcMar>
-              <w:top w:w="95" w:type="dxa"/>
-              <w:bottom w:w="95" w:type="dxa"/>
-              <w:left w:w="110" w:type="dxa"/>
-              <w:right w:w="110" w:type="dxa"/>
+              <w:top w:w="80" w:type="dxa"/>
+              <w:bottom w:w="80" w:type="dxa"/>
+              <w:left w:w="100" w:type="dxa"/>
+              <w:right w:w="100" w:type="dxa"/>
             </w:tcMar>
             <w:shd w:fill="F0F4F7"/>
           </w:tcPr>
           <w:p>
             <w:pPr>
               <w:keepNext w:val="0"/>
-              <w:spacing w:line="250" w:lineRule="auto" w:after="20"/>
+              <w:spacing w:line="252" w:lineRule="auto" w:after="60" w:before="0"/>
             </w:pPr>
             <w:r>
               <w:rPr>
@@ -1417,17 +1420,17 @@
             <w:tcW w:type="dxa" w:w="4435"/>
             <w:vAlign w:val="center"/>
             <w:tcMar>
-              <w:top w:w="95" w:type="dxa"/>
-              <w:bottom w:w="95" w:type="dxa"/>
-              <w:left w:w="110" w:type="dxa"/>
-              <w:right w:w="110" w:type="dxa"/>
+              <w:top w:w="80" w:type="dxa"/>
+              <w:bottom w:w="80" w:type="dxa"/>
+              <w:left w:w="100" w:type="dxa"/>
+              <w:right w:w="100" w:type="dxa"/>
             </w:tcMar>
             <w:shd w:fill="F0F4F7"/>
           </w:tcPr>
           <w:p>
             <w:pPr>
               <w:keepNext w:val="0"/>
-              <w:spacing w:line="250" w:lineRule="auto" w:after="20"/>
+              <w:spacing w:line="252" w:lineRule="auto" w:after="60" w:before="0"/>
             </w:pPr>
             <w:r>
               <w:rPr>
@@ -1442,17 +1445,17 @@
             <w:tcW w:type="dxa" w:w="3326"/>
             <w:vAlign w:val="center"/>
             <w:tcMar>
-              <w:top w:w="95" w:type="dxa"/>
-              <w:bottom w:w="95" w:type="dxa"/>
-              <w:left w:w="110" w:type="dxa"/>
-              <w:right w:w="110" w:type="dxa"/>
+              <w:top w:w="80" w:type="dxa"/>
+              <w:bottom w:w="80" w:type="dxa"/>
+              <w:left w:w="100" w:type="dxa"/>
+              <w:right w:w="100" w:type="dxa"/>
             </w:tcMar>
             <w:shd w:fill="F0F4F7"/>
           </w:tcPr>
           <w:p>
             <w:pPr>
               <w:keepNext w:val="0"/>
-              <w:spacing w:line="250" w:lineRule="auto" w:after="20"/>
+              <w:spacing w:line="252" w:lineRule="auto" w:after="60" w:before="0"/>
             </w:pPr>
             <w:r>
               <w:rPr>
@@ -1472,17 +1475,17 @@
             <w:tcW w:type="dxa" w:w="2318"/>
             <w:vAlign w:val="center"/>
             <w:tcMar>
-              <w:top w:w="95" w:type="dxa"/>
-              <w:bottom w:w="95" w:type="dxa"/>
-              <w:left w:w="110" w:type="dxa"/>
-              <w:right w:w="110" w:type="dxa"/>
+              <w:top w:w="80" w:type="dxa"/>
+              <w:bottom w:w="80" w:type="dxa"/>
+              <w:left w:w="100" w:type="dxa"/>
+              <w:right w:w="100" w:type="dxa"/>
             </w:tcMar>
             <w:shd w:fill="FFFFFF"/>
           </w:tcPr>
           <w:p>
             <w:pPr>
               <w:keepNext w:val="0"/>
-              <w:spacing w:line="250" w:lineRule="auto" w:after="20"/>
+              <w:spacing w:line="252" w:lineRule="auto" w:after="60" w:before="0"/>
             </w:pPr>
             <w:r>
               <w:rPr>
@@ -1497,17 +1500,17 @@
             <w:tcW w:type="dxa" w:w="4435"/>
             <w:vAlign w:val="center"/>
             <w:tcMar>
-              <w:top w:w="95" w:type="dxa"/>
-              <w:bottom w:w="95" w:type="dxa"/>
-              <w:left w:w="110" w:type="dxa"/>
-              <w:right w:w="110" w:type="dxa"/>
+              <w:top w:w="80" w:type="dxa"/>
+              <w:bottom w:w="80" w:type="dxa"/>
+              <w:left w:w="100" w:type="dxa"/>
+              <w:right w:w="100" w:type="dxa"/>
             </w:tcMar>
             <w:shd w:fill="FFFFFF"/>
           </w:tcPr>
           <w:p>
             <w:pPr>
               <w:keepNext w:val="0"/>
-              <w:spacing w:line="250" w:lineRule="auto" w:after="20"/>
+              <w:spacing w:line="252" w:lineRule="auto" w:after="60" w:before="0"/>
             </w:pPr>
             <w:r>
               <w:rPr>
@@ -1522,17 +1525,17 @@
             <w:tcW w:type="dxa" w:w="3326"/>
             <w:vAlign w:val="center"/>
             <w:tcMar>
-              <w:top w:w="95" w:type="dxa"/>
-              <w:bottom w:w="95" w:type="dxa"/>
-              <w:left w:w="110" w:type="dxa"/>
-              <w:right w:w="110" w:type="dxa"/>
+              <w:top w:w="80" w:type="dxa"/>
+              <w:bottom w:w="80" w:type="dxa"/>
+              <w:left w:w="100" w:type="dxa"/>
+              <w:right w:w="100" w:type="dxa"/>
             </w:tcMar>
             <w:shd w:fill="FFFFFF"/>
           </w:tcPr>
           <w:p>
             <w:pPr>
               <w:keepNext w:val="0"/>
-              <w:spacing w:line="250" w:lineRule="auto" w:after="20"/>
+              <w:spacing w:line="252" w:lineRule="auto" w:after="60" w:before="0"/>
             </w:pPr>
             <w:r>
               <w:rPr>
@@ -1552,17 +1555,17 @@
             <w:tcW w:type="dxa" w:w="2318"/>
             <w:vAlign w:val="center"/>
             <w:tcMar>
-              <w:top w:w="95" w:type="dxa"/>
-              <w:bottom w:w="95" w:type="dxa"/>
-              <w:left w:w="110" w:type="dxa"/>
-              <w:right w:w="110" w:type="dxa"/>
+              <w:top w:w="80" w:type="dxa"/>
+              <w:bottom w:w="80" w:type="dxa"/>
+              <w:left w:w="100" w:type="dxa"/>
+              <w:right w:w="100" w:type="dxa"/>
             </w:tcMar>
             <w:shd w:fill="F0F4F7"/>
           </w:tcPr>
           <w:p>
             <w:pPr>
               <w:keepNext w:val="0"/>
-              <w:spacing w:line="250" w:lineRule="auto" w:after="20"/>
+              <w:spacing w:line="252" w:lineRule="auto" w:after="60" w:before="0"/>
             </w:pPr>
             <w:r>
               <w:rPr>
@@ -1577,23 +1580,22 @@
             <w:tcW w:type="dxa" w:w="4435"/>
             <w:vAlign w:val="center"/>
             <w:tcMar>
-              <w:top w:w="95" w:type="dxa"/>
-              <w:bottom w:w="95" w:type="dxa"/>
-              <w:left w:w="110" w:type="dxa"/>
-              <w:right w:w="110" w:type="dxa"/>
+              <w:top w:w="80" w:type="dxa"/>
+              <w:bottom w:w="80" w:type="dxa"/>
+              <w:left w:w="100" w:type="dxa"/>
+              <w:right w:w="100" w:type="dxa"/>
             </w:tcMar>
             <w:shd w:fill="F0F4F7"/>
           </w:tcPr>
           <w:p>
             <w:pPr>
-              <w:keepNext w:val="0"/>
-              <w:spacing w:line="250" w:lineRule="auto" w:after="20"/>
+              <w:spacing w:after="60" w:before="0" w:line="252" w:lineRule="auto"/>
             </w:pPr>
             <w:r>
               <w:rPr>
                 <w:sz w:val="20"/>
               </w:rPr>
-              <w:t>Прочитати pointer, нормалізувати drag, оновити target yaw</w:t>
+              <w:t>Прочитати pointer/touch; оновити target yaw та плавний візуальний кут</w:t>
             </w:r>
           </w:p>
         </w:tc>
@@ -1602,17 +1604,17 @@
             <w:tcW w:type="dxa" w:w="3326"/>
             <w:vAlign w:val="center"/>
             <w:tcMar>
-              <w:top w:w="95" w:type="dxa"/>
-              <w:bottom w:w="95" w:type="dxa"/>
-              <w:left w:w="110" w:type="dxa"/>
-              <w:right w:w="110" w:type="dxa"/>
+              <w:top w:w="80" w:type="dxa"/>
+              <w:bottom w:w="80" w:type="dxa"/>
+              <w:left w:w="100" w:type="dxa"/>
+              <w:right w:w="100" w:type="dxa"/>
             </w:tcMar>
             <w:shd w:fill="F0F4F7"/>
           </w:tcPr>
           <w:p>
             <w:pPr>
               <w:keepNext w:val="0"/>
-              <w:spacing w:line="250" w:lineRule="auto" w:after="20"/>
+              <w:spacing w:line="252" w:lineRule="auto" w:after="60" w:before="0"/>
             </w:pPr>
             <w:r>
               <w:rPr>
@@ -1632,17 +1634,17 @@
             <w:tcW w:type="dxa" w:w="2318"/>
             <w:vAlign w:val="center"/>
             <w:tcMar>
-              <w:top w:w="95" w:type="dxa"/>
-              <w:bottom w:w="95" w:type="dxa"/>
-              <w:left w:w="110" w:type="dxa"/>
-              <w:right w:w="110" w:type="dxa"/>
+              <w:top w:w="80" w:type="dxa"/>
+              <w:bottom w:w="80" w:type="dxa"/>
+              <w:left w:w="100" w:type="dxa"/>
+              <w:right w:w="100" w:type="dxa"/>
             </w:tcMar>
             <w:shd w:fill="FFFFFF"/>
           </w:tcPr>
           <w:p>
             <w:pPr>
               <w:keepNext w:val="0"/>
-              <w:spacing w:line="250" w:lineRule="auto" w:after="20"/>
+              <w:spacing w:line="252" w:lineRule="auto" w:after="60" w:before="0"/>
             </w:pPr>
             <w:r>
               <w:rPr>
@@ -1657,17 +1659,17 @@
             <w:tcW w:type="dxa" w:w="4435"/>
             <w:vAlign w:val="center"/>
             <w:tcMar>
-              <w:top w:w="95" w:type="dxa"/>
-              <w:bottom w:w="95" w:type="dxa"/>
-              <w:left w:w="110" w:type="dxa"/>
-              <w:right w:w="110" w:type="dxa"/>
+              <w:top w:w="80" w:type="dxa"/>
+              <w:bottom w:w="80" w:type="dxa"/>
+              <w:left w:w="100" w:type="dxa"/>
+              <w:right w:w="100" w:type="dxa"/>
             </w:tcMar>
             <w:shd w:fill="FFFFFF"/>
           </w:tcPr>
           <w:p>
             <w:pPr>
               <w:keepNext w:val="0"/>
-              <w:spacing w:line="250" w:lineRule="auto" w:after="20"/>
+              <w:spacing w:line="252" w:lineRule="auto" w:after="60" w:before="0"/>
             </w:pPr>
             <w:r>
               <w:rPr>
@@ -1682,17 +1684,17 @@
             <w:tcW w:type="dxa" w:w="3326"/>
             <w:vAlign w:val="center"/>
             <w:tcMar>
-              <w:top w:w="95" w:type="dxa"/>
-              <w:bottom w:w="95" w:type="dxa"/>
-              <w:left w:w="110" w:type="dxa"/>
-              <w:right w:w="110" w:type="dxa"/>
+              <w:top w:w="80" w:type="dxa"/>
+              <w:bottom w:w="80" w:type="dxa"/>
+              <w:left w:w="100" w:type="dxa"/>
+              <w:right w:w="100" w:type="dxa"/>
             </w:tcMar>
             <w:shd w:fill="FFFFFF"/>
           </w:tcPr>
           <w:p>
             <w:pPr>
               <w:keepNext w:val="0"/>
-              <w:spacing w:line="250" w:lineRule="auto" w:after="20"/>
+              <w:spacing w:line="252" w:lineRule="auto" w:after="60" w:before="0"/>
             </w:pPr>
             <w:r>
               <w:rPr>
@@ -1712,17 +1714,17 @@
             <w:tcW w:type="dxa" w:w="2318"/>
             <w:vAlign w:val="center"/>
             <w:tcMar>
-              <w:top w:w="95" w:type="dxa"/>
-              <w:bottom w:w="95" w:type="dxa"/>
-              <w:left w:w="110" w:type="dxa"/>
-              <w:right w:w="110" w:type="dxa"/>
+              <w:top w:w="80" w:type="dxa"/>
+              <w:bottom w:w="80" w:type="dxa"/>
+              <w:left w:w="100" w:type="dxa"/>
+              <w:right w:w="100" w:type="dxa"/>
             </w:tcMar>
             <w:shd w:fill="F0F4F7"/>
           </w:tcPr>
           <w:p>
             <w:pPr>
               <w:keepNext w:val="0"/>
-              <w:spacing w:line="250" w:lineRule="auto" w:after="20"/>
+              <w:spacing w:line="252" w:lineRule="auto" w:after="60" w:before="0"/>
             </w:pPr>
             <w:r>
               <w:rPr>
@@ -1737,23 +1739,22 @@
             <w:tcW w:type="dxa" w:w="4435"/>
             <w:vAlign w:val="center"/>
             <w:tcMar>
-              <w:top w:w="95" w:type="dxa"/>
-              <w:bottom w:w="95" w:type="dxa"/>
-              <w:left w:w="110" w:type="dxa"/>
-              <w:right w:w="110" w:type="dxa"/>
+              <w:top w:w="80" w:type="dxa"/>
+              <w:bottom w:w="80" w:type="dxa"/>
+              <w:left w:w="100" w:type="dxa"/>
+              <w:right w:w="100" w:type="dxa"/>
             </w:tcMar>
             <w:shd w:fill="F0F4F7"/>
           </w:tcPr>
           <w:p>
             <w:pPr>
-              <w:keepNext w:val="0"/>
-              <w:spacing w:line="250" w:lineRule="auto" w:after="20"/>
+              <w:spacing w:after="60" w:before="0" w:line="252" w:lineRule="auto"/>
             </w:pPr>
             <w:r>
               <w:rPr>
                 <w:sz w:val="20"/>
               </w:rPr>
-              <w:t>Brain — Smart Update, blend — Late Update; UI та фіксація pending результату — LateUpdate</w:t>
+              <w:t>Brain Smart Update, blend Late Update; GameManager фіксує pending result у LateUpdate</w:t>
             </w:r>
           </w:p>
         </w:tc>
@@ -1762,23 +1763,95 @@
             <w:tcW w:type="dxa" w:w="3326"/>
             <w:vAlign w:val="center"/>
             <w:tcMar>
-              <w:top w:w="95" w:type="dxa"/>
-              <w:bottom w:w="95" w:type="dxa"/>
-              <w:left w:w="110" w:type="dxa"/>
-              <w:right w:w="110" w:type="dxa"/>
+              <w:top w:w="80" w:type="dxa"/>
+              <w:bottom w:w="80" w:type="dxa"/>
+              <w:left w:w="100" w:type="dxa"/>
+              <w:right w:w="100" w:type="dxa"/>
             </w:tcMar>
             <w:shd w:fill="F0F4F7"/>
           </w:tcPr>
           <w:p>
             <w:pPr>
               <w:keepNext w:val="0"/>
-              <w:spacing w:line="250" w:lineRule="auto" w:after="20"/>
+              <w:spacing w:line="252" w:lineRule="auto" w:after="60" w:before="0"/>
             </w:pPr>
             <w:r>
               <w:rPr>
                 <w:sz w:val="20"/>
               </w:rPr>
               <w:t>Синхронізація камери з ціллю; єдина точка прийняття результату після simulation-сигналів</w:t>
+            </w:r>
+          </w:p>
+        </w:tc>
+      </w:tr>
+      <w:tr>
+        <w:trPr/>
+        <w:tc>
+          <w:tcPr>
+            <w:tcW w:type="dxa" w:w="2318"/>
+            <w:vAlign w:val="center"/>
+            <w:tcMar>
+              <w:top w:w="80" w:type="dxa"/>
+              <w:bottom w:w="80" w:type="dxa"/>
+              <w:left w:w="100" w:type="dxa"/>
+              <w:right w:w="100" w:type="dxa"/>
+            </w:tcMar>
+          </w:tcPr>
+          <w:p>
+            <w:pPr>
+              <w:spacing w:after="60" w:before="0" w:line="252" w:lineRule="auto"/>
+            </w:pPr>
+            <w:r>
+              <w:rPr>
+                <w:sz w:val="20"/>
+              </w:rPr>
+              <w:t>StartAsync / Dispose</w:t>
+            </w:r>
+          </w:p>
+        </w:tc>
+        <w:tc>
+          <w:tcPr>
+            <w:tcW w:type="dxa" w:w="4435"/>
+            <w:vAlign w:val="center"/>
+            <w:tcMar>
+              <w:top w:w="80" w:type="dxa"/>
+              <w:bottom w:w="80" w:type="dxa"/>
+              <w:left w:w="100" w:type="dxa"/>
+              <w:right w:w="100" w:type="dxa"/>
+            </w:tcMar>
+          </w:tcPr>
+          <w:p>
+            <w:pPr>
+              <w:spacing w:after="60" w:before="0" w:line="252" w:lineRule="auto"/>
+            </w:pPr>
+            <w:r>
+              <w:rPr>
+                <w:sz w:val="20"/>
+              </w:rPr>
+              <w:t>VContainer запускає coordinator; Dispose відписує події та скасовує lifetime</w:t>
+            </w:r>
+          </w:p>
+        </w:tc>
+        <w:tc>
+          <w:tcPr>
+            <w:tcW w:type="dxa" w:w="3326"/>
+            <w:vAlign w:val="center"/>
+            <w:tcMar>
+              <w:top w:w="80" w:type="dxa"/>
+              <w:bottom w:w="80" w:type="dxa"/>
+              <w:left w:w="100" w:type="dxa"/>
+              <w:right w:w="100" w:type="dxa"/>
+            </w:tcMar>
+          </w:tcPr>
+          <w:p>
+            <w:pPr>
+              <w:spacing w:after="60" w:before="0" w:line="252" w:lineRule="auto"/>
+            </w:pPr>
+            <w:r>
+              <w:rPr>
+                <w:sz w:val="20"/>
+              </w:rPr>
+              <w:t>Plain C# entry point не використовує MonoBehaviour Awake/OnDestroy</w:t>
             </w:r>
           </w:p>
         </w:tc>
@@ -1796,7 +1869,7 @@
     </w:p>
     <w:p>
       <w:r>
-        <w:t>Уточнення: стрільбу можна виконувати за єдиним simulation-таймером у FixedUpdate, а візуальний yaw оновлювати в Update. Muzzle pose зчитується саме під час пострілу. Не рухаємо один і той самий Rigidbody одночасно через transform та MovePosition.</w:t>
+        <w:t>Стрільба та cooldown виконуються у FixedUpdate, yaw і elevation — в Update. Muzzle pose зчитується під час пострілу. Rigidbody машини й ворогів рухаються через MovePosition, без паралельного transform-переміщення.</w:t>
       </w:r>
     </w:p>
     <w:p>
@@ -1804,27 +1877,21 @@
         <w:pStyle w:val="Heading1"/>
       </w:pPr>
       <w:r>
+        <w:rPr>
+          <w:color w:val="000000"/>
+          <w:u w:val="none"/>
+        </w:rPr>
         <w:t>Машина та камера</w:t>
       </w:r>
     </w:p>
     <w:p>
       <w:r>
-        <w:t xml:space="preserve">План: kinematic Rigidbody з collider і </w:t>
-      </w:r>
-      <w:r>
-        <w:rPr>
-          <w:rFonts w:ascii="Consolas" w:hAnsi="Consolas"/>
-          <w:sz w:val="20"/>
-        </w:rPr>
-        <w:t>MovePosition</w:t>
-      </w:r>
-      <w:r>
-        <w:t xml:space="preserve"> у FixedUpdate. Машина має заданий шлях, не потребує динамічної симуляції двигуна та підвіски. Перевіримо interpolation для плавності. Фініш — координата/дистанція, що породжує DestinationReached; фізичний окремий фінішний тригер не обов'язковий.</w:t>
+        <w:t>CarController рухає kinematic Rigidbody через MovePosition у FixedUpdate; interpolation згладжує відображення. Колеса обертаються окремо. Фініш визначається пройденою дистанцією та породжує DestinationReached, а не окремим фізичним тригером.</w:t>
       </w:r>
     </w:p>
     <w:p>
       <w:r>
-        <w:t>Обране рішення — Cinemachine 3.1.7. На Main Camera планується Cinemachine Brain, а Cinemachine Camera використовуватиме Follow для позиції та Rotation Composer для напрямку. Окремий CameraTarget закріпимо на корені машини, не на турелі. Для Follow обираємо World Space, offset позаду й вище автомобіля та налаштовуваний damping. Власний скрипт CameraFollow паралельно не додаємо.</w:t>
+        <w:t>Cinemachine Brain на Main Camera; Follow і Rotation Composer на Cinemachine Camera. Окремий CameraTarget належить кореню машини. Follow використовує World Space та offset позаду й вище. Власний CameraFollow на тій самій камері не додається.</w:t>
       </w:r>
     </w:p>
     <w:p>
@@ -1836,7 +1903,7 @@
     <w:p>
       <w:pPr/>
       <w:r>
-        <w:t>Початкові параметри для перевірки: Brain — Smart Update, Blend Update Method — Late Update; lookahead спочатку вимкнений. Damping і кадрування підбираються на реальному русі Rigidbody. При restart після повернення машини на старт потрібно скинути попередній стан Cinemachine, щоб камера не пролітала весь маршрут назад.</w:t>
+        <w:t>Brain використовує Smart Update, blend застосовується в Late Update. Після reset автомобіля GameBootstrap задає followCamera.PreviousStateIsValid = false, щоб камера не пролітала весь маршрут назад.</w:t>
       </w:r>
     </w:p>
     <w:p>
@@ -1900,42 +1967,26 @@
         <w:pStyle w:val="Heading1"/>
       </w:pPr>
       <w:r>
+        <w:rPr>
+          <w:color w:val="000000"/>
+          <w:u w:val="none"/>
+        </w:rPr>
         <w:t>Ввід та наведення</w:t>
       </w:r>
     </w:p>
     <w:p>
       <w:r>
-        <w:t xml:space="preserve">Input System уже увімкнений. Пропонується виділена action map із pointer position, press та delta з bindings для touch і mouse. Відокремлюємо start/restart від aim. Не покладаємося на старий </w:t>
-      </w:r>
-      <w:r>
-        <w:rPr>
-          <w:rFonts w:ascii="Consolas" w:hAnsi="Consolas"/>
-          <w:sz w:val="20"/>
-        </w:rPr>
-        <w:t>UnityEngine.Input</w:t>
-      </w:r>
-      <w:r>
-        <w:t>, коли проєкт використовує new input backend.</w:t>
+        <w:t>InputReader створює Press та Position через Input System. Новий press відокремлений від утримання. Позиція миші породжує PointerAim; активний touch породжує AimDelta. Ручний UI raycast у координатах press не дозволяє натисканню Sound чи Exit запускати заїзд через застарілий hover-стан.</w:t>
       </w:r>
     </w:p>
     <w:p>
       <w:r>
-        <w:t xml:space="preserve">Формула target yaw: попередній yaw + </w:t>
-      </w:r>
-      <w:r>
-        <w:rPr>
-          <w:rFonts w:ascii="Consolas" w:hAnsi="Consolas"/>
-          <w:sz w:val="20"/>
-        </w:rPr>
-        <w:t>deltaX / screenWidth * sensitivityDegrees</w:t>
-      </w:r>
-      <w:r>
-        <w:t>. Значення clamp у дозволеному секторі. При зміні активного pointer його початкова позиція оновлюється, щоб не виникав стрибок. UI-дотик не повинен одночасно змінювати кут чи стартувати рівень двічі.</w:t>
+        <w:t>Touch додає deltaX / screenWidth × degreesPerScreen до target yaw; поточний prefab дозволяє 360 градусів. На ПК ray від курсора вибирає collider цілі або точку на горизонтальній площині. SmoothDampAngle згладжує yaw по найкоротшій дузі.</w:t>
       </w:r>
     </w:p>
     <w:p>
       <w:r>
-        <w:t>Альтернатива: raycast від пальця у світ. Для камери позаду горизонтальний drag простіший, не вимагає потрапляти по землі та відповідає підказці Swipe to Aim. Остаточний feel перевіряється руками, а не вважається готовим за формулою.</w:t>
+        <w:t>Height assistance змінює лише elevation для найближчої живої цілі в коридорі вже обраного yaw. Це усуває промахи біля кузова, не забираючи горизонтальне наведення у гравця. Кулі не самонавідні. Ручний тест на фізичному touch-пристрої ще потрібний.</w:t>
       </w:r>
     </w:p>
     <w:p>
@@ -1957,34 +2008,26 @@
         <w:pStyle w:val="Heading1"/>
       </w:pPr>
       <w:r>
+        <w:rPr>
+          <w:color w:val="000000"/>
+          <w:u w:val="none"/>
+        </w:rPr>
         <w:t>Постріл влучання та pooling</w:t>
       </w:r>
     </w:p>
     <w:p>
       <w:r>
-        <w:t>Projectile — видимий об'єкт із незмінним після запуску напрямом. Початкова пропозиція для перевірки: рух у FixedUpdate та SphereCast між попередньою й наступною позицією. Це допомагає не пролетіти тонкого ворога між кроками. Нульова дистанція й початкове перекриття обробляються явно; для muzzle виконуємо короткий overlap-check по enemy-mask, не покладаємося лише на cast зі стартом усередині collider.</w:t>
+        <w:t>Projectile рухається з фіксованим напрямом у FixedUpdate та виконує SphereCast між позиціями. Launch окремо перевіряє фізичний відрізок від основи ствола до Muzzle і початковий OverlapSphereNonAlloc. Так враховано ціль, яка стоїть ближче за кінець ствола.</w:t>
       </w:r>
     </w:p>
     <w:p>
       <w:r>
-        <w:t>Фільтруємо цілі через LayerMask; машина, земля та власний muzzle не є ворогами. Для кількох collider на одному ворогові звертаємося до одного Health у root. Перша валідна ціль отримує шкоду один раз. Після Release другий callback чи lifetime не можуть знову завдати шкоди.</w:t>
+        <w:t>LayerMask відокремлює цілі від оточення; машина не входить у маску попадання. Перше зіткнення з ціллю завдає шкоди одному Health; оточення зупиняє кулю без бойової шкоди. Прапорець inFlight та облік active запобігають повторному Release.</w:t>
       </w:r>
     </w:p>
     <w:p>
       <w:r>
-        <w:t xml:space="preserve">Пул — тонка обгортка над </w:t>
-      </w:r>
-      <w:hyperlink r:id="rId12">
-        <w:r>
-          <w:rPr>
-            <w:color w:val="1F4E79"/>
-            <w:u w:val="single"/>
-          </w:rPr>
-          <w:t>UnityEngine.Pool.ObjectPool&lt;T&gt;</w:t>
-        </w:r>
-      </w:hyperlink>
-      <w:r>
-        <w:t>. При Get спочатку ініціалізуємо позицію, напрям, damage, lifetime та прапорці, потім активуємо. При Release очищуємо TrailRenderer, попередню позицію й активний стан.</w:t>
+        <w:t>ProjectilePool обгортає ObjectPool&lt;Projectile&gt;. Fire отримує екземпляр і викликає Launch, який встановлює позицію, напрям, lifetime та прапорці до активації. Trail очищується при запуску й поверненні; ReturnToPool деактивує та повертає екземпляр власнику.</w:t>
       </w:r>
     </w:p>
     <w:p>
@@ -2011,7 +2054,7 @@
     </w:p>
     <w:p>
       <w:r>
-        <w:t>Стартова оцінка запасу: 6 пострілів/с × 2 с життя = приблизно 12 активних куль; початковий prewarm 24 — гіпотеза із запасом, не профільований результат. Пул не гарантує нульовий GC чи приріст FPS без вимірювання.</w:t>
+        <w:t>Застосовано prewarm 24, maxSize запасу 64. У двох повних контрольних прогонах CreatedCount залишився 24, пікова кількість активних куль — 9 та 6. Це перевірка повторного використання, не вимірювання FPS чи GC.</w:t>
       </w:r>
     </w:p>
     <w:p>
@@ -2024,6 +2067,10 @@
         <w:pStyle w:val="Heading1"/>
       </w:pPr>
       <w:r>
+        <w:rPr>
+          <w:color w:val="000000"/>
+          <w:u w:val="none"/>
+        </w:rPr>
         <w:t>EnemyAI та Spawner</w:t>
       </w:r>
     </w:p>
@@ -2069,7 +2116,7 @@
     </w:p>
     <w:p>
       <w:r>
-        <w:t>Spawner розміщує finite-набір перед заїздом. Випадкові X/Z обмежені шириною землі, безпечною стартовою зоною, відстанню до фінішу й мінімальними проміжками. Спроби розміщення мають ліміт: якщо геометрія не вміщує кількість, явно повідомляємо про це, не зависаємо у while. Seed дозволяє повторити ту саму конфігурацію для debug; це не обов'язковий елемент фінального UI.</w:t>
+        <w:t>Spawner розміщує 18 ворогів у межах дороги, від 18 м після старту до 5 м перед фінішем, із мінімальним проміжком 2,5 м. Ліміт 64 спроби на позицію не дозволяє зависнути при невміщенні. Fixed seed доступний для повторюваних Editor-перевірок. Синхронний Prepare залишений для Editor fixtures і використовує той самий SpawnBatches.</w:t>
       </w:r>
     </w:p>
     <w:p>
@@ -2082,12 +2129,16 @@
         <w:pStyle w:val="Heading1"/>
       </w:pPr>
       <w:r>
+        <w:rPr>
+          <w:color w:val="000000"/>
+          <w:u w:val="none"/>
+        </w:rPr>
         <w:t>Стани події та restart</w:t>
       </w:r>
     </w:p>
     <w:p>
       <w:r>
-        <w:t>GameManager має enum GameState і єдину перевірку дозволених переходів. Відсутність Playing блокує нанесення шкоди на рівні дії, а не лише приховує UI.</w:t>
+        <w:t>GameManager має Ready, Playing, Win, Lose. IsPreparing є окремим guard усередині Ready: натискання не починає рух, поки підготовка не завершена. GameBootstrap вмикає або вимикає рух, турель та AI на StateChanged.</w:t>
       </w:r>
     </w:p>
     <w:p>
@@ -2105,7 +2156,7 @@
         <w:pStyle w:val="ListNumber"/>
       </w:pPr>
       <w:r>
-        <w:t>Заблокувати бойові дії та дочекатися нового press після release.</w:t>
+        <w:t>Після нового press на результаті встановити IsPreparing, зупинити бойові дії та зробити Play недоступним.</w:t>
       </w:r>
     </w:p>
     <w:p>
@@ -2113,7 +2164,7 @@
         <w:pStyle w:val="ListNumber"/>
       </w:pPr>
       <w:r>
-        <w:t>Прибрати активні кулі без шкоди, зупинити старі вороги/таймери.</w:t>
+        <w:t>Очистити кулі й feedback, повернути машину, HP, yaw та cooldown до початкових значень.</w:t>
       </w:r>
     </w:p>
     <w:p>
@@ -2121,7 +2172,7 @@
         <w:pStyle w:val="ListNumber"/>
       </w:pPr>
       <w:r>
-        <w:t>Відновити позицію машини, HP, дистанцію, yaw, cooldown, попередній стан Cinemachine.</w:t>
+        <w:t>Await Spawner.PrepareAsync: очистити попередніх ворогів, створити новий набір пакетами до чотирьох за кадр, відновити бочку та лічильник.</w:t>
       </w:r>
     </w:p>
     <w:p>
@@ -2129,7 +2180,7 @@
         <w:pStyle w:val="ListNumber"/>
       </w:pPr>
       <w:r>
-        <w:t>Очистити/створити ворогів, скинути UI та pending completion flags.</w:t>
+        <w:t>Перевірити cancellation, скинути попередній стан Cinemachine та pending completion flags.</w:t>
       </w:r>
     </w:p>
     <w:p>
@@ -2137,22 +2188,12 @@
         <w:pStyle w:val="ListNumber"/>
       </w:pPr>
       <w:r>
-        <w:t>Повернути Ready. Не використати той самий тап як Start.</w:t>
+        <w:t>Викликати EnterReady і розблокувати Play. Тап підготовки не використовується повторно як Start.</w:t>
       </w:r>
     </w:p>
     <w:p>
       <w:r>
-        <w:t xml:space="preserve">Звичайні C# events достатні. Кожен subscriber відповідає за відписку; уникати повторного </w:t>
-      </w:r>
-      <w:r>
-        <w:rPr>
-          <w:rFonts w:ascii="Consolas" w:hAnsi="Consolas"/>
-          <w:sz w:val="20"/>
-        </w:rPr>
-        <w:t>+=</w:t>
-      </w:r>
-      <w:r>
-        <w:t xml:space="preserve"> при кожному restart. Немає універсальної event bus чи глобального singleton для одного рівня.</w:t>
+        <w:t>GameBootstrap підписується один раз у StartAsync та відписується у Dispose до скасування lifetime. Локальні компоненти симетрично обслуговують свої OnEnable/OnDisable. Restart не створює нові центральні підписки.</w:t>
       </w:r>
     </w:p>
     <w:p>
@@ -2160,17 +2201,21 @@
         <w:pStyle w:val="Heading1"/>
       </w:pPr>
       <w:r>
+        <w:rPr>
+          <w:color w:val="000000"/>
+          <w:u w:val="none"/>
+        </w:rPr>
         <w:t>Асинхронність</w:t>
       </w:r>
     </w:p>
     <w:p>
       <w:r>
-        <w:t>Переміщення, cooldown атаки та постріл не стають кращими лише від async. Для них потрібен зв'язок із simulation-кроком, тому починаємо зі звичайних таймерів.</w:t>
+        <w:t>Рух, attack cooldown та постріли залишаються у simulation-кроці. Async застосовано лише до підготовки набору ворогів, щоб рознести Instantiate між кадрами.</w:t>
       </w:r>
     </w:p>
     <w:p>
       <w:r>
-        <w:t>Якщо додамо асинхронне завантаження/анімаційну послідовність, зафіксуємо конкретну потребу, cancellation при restart/destroy та обробку помилок. Не створюємо async void для gameplay й не додаємо UniTask тільки заради рядка в списку технологій. ТЗ дозволяє розглядати це як додаткову перевагу, не підміну working core.</w:t>
+        <w:t>Spawner.PrepareAsync повертає Unity Awaitable і очікує Awaitable.NextFrameAsync(CancellationToken) після кожних чотирьох ворогів. Unity API лишається на головному потоці; Task.Run і UniTask не потрібні. GameBootstrap зберігає linked CancellationTokenSource lifetime контейнера. Скасування або помилка очищує частковий набір. async void використаний лише на межі ResetRequested; awaited-операція перехоплює cancellation та інші помилки й показує SETUP ERROR без запуску гри.</w:t>
       </w:r>
     </w:p>
     <w:p>
@@ -2178,12 +2223,16 @@
         <w:pStyle w:val="Heading1"/>
       </w:pPr>
       <w:r>
+        <w:rPr>
+          <w:color w:val="000000"/>
+          <w:u w:val="none"/>
+        </w:rPr>
         <w:t>Перевірки перед передачею</w:t>
       </w:r>
     </w:p>
     <w:p>
       <w:r>
-        <w:t>Поки це список майбутніх перевірок, не звіт про їх проходження:</w:t>
+        <w:t>Підтверджено в Editor: DependencyAsyncCheck — 15 перевірок, CombatPlayCheck — 45, CompactMenuCheck — 10, CloseRangeCheck — 14. Окремо два повні ігрові прогони: Lose та Win. Нижче основні перевірені сценарії:</w:t>
       </w:r>
     </w:p>
     <w:p>
@@ -2199,7 +2248,7 @@
         <w:pStyle w:val="ListBullet"/>
       </w:pPr>
       <w:r>
-        <w:t>Mouse-drag і touch не стрибають при початку/завершенні контакту.</w:t>
+        <w:t>Позиційне наведення мишею та touch drag; коректне початкове захоплення pointer без стрибка.</w:t>
       </w:r>
     </w:p>
     <w:p>
@@ -2247,7 +2296,7 @@
         <w:pStyle w:val="ListBullet"/>
       </w:pPr>
       <w:r>
-        <w:t>Серія restart не накопичує підписки, активні об'єкти й trails.</w:t>
+        <w:t>Restart і повторні натискання не дублюють підписки та підготовку. Скасування scope між пакетами очищує ворогів і не розблоковує Ready.</w:t>
       </w:r>
     </w:p>
     <w:p>
@@ -2255,7 +2304,7 @@
         <w:pStyle w:val="ListBullet"/>
       </w:pPr>
       <w:r>
-        <w:t>Профілювання лише для реального твердження про FPS/GC; без вигаданих цифр.</w:t>
+        <w:t>Ці результати не замінюють ручний Android-плейтест чи Profiler. Відео 38,53 с записано в Editor зі scripted input і реальним звуком Unity; окрема збірка не виконувалася.</w:t>
       </w:r>
     </w:p>
     <w:sectPr>
@@ -2726,6 +2775,7 @@
       <w:color w:val="000000"/>
       <w:sz w:val="28"/>
       <w:szCs w:val="28"/>
+      <w:u w:val="none"/>
     </w:rPr>
   </w:style>
   <w:style w:type="paragraph" w:styleId="Heading2">
@@ -2750,6 +2800,7 @@
       <w:color w:val="000000"/>
       <w:sz w:val="24"/>
       <w:szCs w:val="26"/>
+      <w:u w:val="none"/>
     </w:rPr>
   </w:style>
   <w:style w:type="paragraph" w:styleId="Heading3">
@@ -2773,6 +2824,7 @@
       <w:bCs/>
       <w:color w:val="000000"/>
       <w:sz w:val="22"/>
+      <w:u w:val="none"/>
     </w:rPr>
   </w:style>
   <w:style w:type="paragraph" w:styleId="Heading4">
@@ -3015,6 +3067,7 @@
       <w:kern w:val="28"/>
       <w:sz w:val="42"/>
       <w:szCs w:val="52"/>
+      <w:u w:val="none"/>
     </w:rPr>
   </w:style>
   <w:style w:type="character" w:customStyle="1" w:styleId="TitleChar">
@@ -3056,6 +3109,7 @@
       <w:spacing w:val="15"/>
       <w:sz w:val="22"/>
       <w:szCs w:val="24"/>
+      <w:u w:val="none"/>
     </w:rPr>
   </w:style>
   <w:style w:type="character" w:customStyle="1" w:styleId="SubtitleChar">

--- a/Factura_Unity_Test/Docs/Word/03_TDD_UA.docx
+++ b/Factura_Unity_Test/Docs/Word/03_TDD_UA.docx
@@ -19,7 +19,7 @@
     </w:p>
     <w:p>
       <w:r>
-        <w:t>Версія 0.3 · 19.10.2026 · Опис реалізованого прототипу та результатів перевірки в Unity Editor.</w:t>
+        <w:t>Версія 0.4 · 20.10.2026 · Реалізація прототипу та перевірки в Unity Editor</w:t>
       </w:r>
     </w:p>
     <w:p>
@@ -1264,7 +1264,7 @@
         <w:pStyle w:val="ListBullet"/>
       </w:pPr>
       <w:r>
-        <w:t>LSP: пояснювати на реальному прикладі заміни реалізацій, якщо такий з'явиться; не вигадувати застосування у поточному прототипі.</w:t>
+        <w:t>Компоненти об’єднуються через композицію та події. Окрема ієрархія взаємозамінних видів зброї або ворогів для цього обсягу не вводилася.</w:t>
       </w:r>
     </w:p>
     <w:p>
@@ -2309,6 +2309,7 @@
     </w:p>
     <w:sectPr>
       <w:footerReference w:type="default" r:id="rId9"/>
+      <w:headerReference w:type="default" r:id="rId16"/>
       <w:pgSz w:w="12240" w:h="15840"/>
       <w:pgMar w:top="936" w:right="1080" w:bottom="936" w:left="1080" w:header="720" w:footer="360" w:gutter="0"/>
       <w:cols w:space="720"/>
@@ -2334,6 +2335,16 @@
     <w:fldSimple w:instr="PAGE"/>
   </w:p>
 </w:ftr>
+</file>
+
+<file path=word/header1.xml><?xml version="1.0" encoding="utf-8"?>
+<w:hdr xmlns:m="http://schemas.openxmlformats.org/officeDocument/2006/math" xmlns:mc="http://schemas.openxmlformats.org/markup-compatibility/2006" xmlns:mo="http://schemas.microsoft.com/office/mac/office/2008/main" xmlns:mv="urn:schemas-microsoft-com:mac:vml" xmlns:o="urn:schemas-microsoft-com:office:office" xmlns:r="http://schemas.openxmlformats.org/officeDocument/2006/relationships" xmlns:v="urn:schemas-microsoft-com:vml" xmlns:w10="urn:schemas-microsoft-com:office:word" xmlns:w14="http://schemas.microsoft.com/office/word/2010/wordml" xmlns:w="http://schemas.openxmlformats.org/wordprocessingml/2006/main" xmlns:wne="http://schemas.microsoft.com/office/word/2006/wordml" xmlns:wp14="http://schemas.microsoft.com/office/word/2010/wordprocessingDrawing" xmlns:wp="http://schemas.openxmlformats.org/drawingml/2006/wordprocessingDrawing" xmlns:wpc="http://schemas.microsoft.com/office/word/2010/wordprocessingCanvas" xmlns:wpg="http://schemas.microsoft.com/office/word/2010/wordprocessingGroup" xmlns:wpi="http://schemas.microsoft.com/office/word/2010/wordprocessingInk" xmlns:wps="http://schemas.microsoft.com/office/word/2010/wordprocessingShape" mc:Ignorable="w14 wp14">
+  <w:p>
+    <w:pPr>
+      <w:pStyle w:val="Header"/>
+    </w:pPr>
+  </w:p>
+</w:hdr>
 </file>
 
 <file path=word/numbering.xml><?xml version="1.0" encoding="utf-8"?>
